--- a/resume/resume.docx
+++ b/resume/resume.docx
@@ -10,6 +10,8 @@
           <w:sz w:val="20"/>
         </w:rPr>
       </w:pPr>
+      <w:bookmarkStart w:id="0" w:name="_GoBack"/>
+      <w:bookmarkEnd w:id="0"/>
       <w:r>
         <w:rPr>
           <w:b/>
@@ -39,16 +41,25 @@
           <w:sz w:val="18"/>
           <w:szCs w:val="21"/>
         </w:rPr>
-        <w:t xml:space="preserve"> Portfolio Investment Analyst, Baltimore, MD, April 2022 to Present</w:t>
+        <w:t xml:space="preserve"> Portfolio Investment Analyst</w:t>
+      </w:r>
+      <w:r>
+        <w:rPr>
+          <w:sz w:val="18"/>
+          <w:szCs w:val="21"/>
+        </w:rPr>
+        <w:t xml:space="preserve"> &amp; ITS Tech Member</w:t>
+      </w:r>
+      <w:r>
+        <w:rPr>
+          <w:sz w:val="18"/>
+          <w:szCs w:val="21"/>
+        </w:rPr>
+        <w:t>, Baltimore, MD, April 2022 to Present</w:t>
       </w:r>
     </w:p>
     <w:p>
       <w:pPr>
-        <w:pStyle w:val="ListParagraph"/>
-        <w:numPr>
-          <w:ilvl w:val="0"/>
-          <w:numId w:val="28"/>
-        </w:numPr>
         <w:spacing w:after="0" w:line="240" w:lineRule="auto"/>
         <w:rPr>
           <w:sz w:val="18"/>
@@ -58,306 +69,7 @@
         <w:rPr>
           <w:sz w:val="18"/>
         </w:rPr>
-        <w:t>Create and maintain various R packages and Shiny applications to allow enhanced portfolio monitoring, model creation and analytical insights</w:t>
-      </w:r>
-    </w:p>
-    <w:p>
-      <w:pPr>
-        <w:pStyle w:val="ListParagraph"/>
-        <w:numPr>
-          <w:ilvl w:val="1"/>
-          <w:numId w:val="28"/>
-        </w:numPr>
-        <w:spacing w:after="0" w:line="240" w:lineRule="auto"/>
-        <w:rPr>
-          <w:sz w:val="18"/>
-          <w:szCs w:val="21"/>
-        </w:rPr>
-      </w:pPr>
-      <w:r>
-        <w:rPr>
-          <w:sz w:val="18"/>
-          <w:szCs w:val="21"/>
-        </w:rPr>
-        <w:t xml:space="preserve">Contributed to the creation &amp; maintenance of </w:t>
-      </w:r>
-      <w:r>
-        <w:rPr>
-          <w:sz w:val="18"/>
-          <w:szCs w:val="21"/>
-        </w:rPr>
-        <w:t>our</w:t>
-      </w:r>
-      <w:r>
-        <w:rPr>
-          <w:sz w:val="18"/>
-          <w:szCs w:val="21"/>
-        </w:rPr>
-        <w:t xml:space="preserve"> </w:t>
-      </w:r>
-      <w:proofErr w:type="spellStart"/>
-      <w:r>
-        <w:rPr>
-          <w:sz w:val="18"/>
-          <w:szCs w:val="21"/>
-        </w:rPr>
-        <w:t>ModelMaker</w:t>
-      </w:r>
-      <w:proofErr w:type="spellEnd"/>
-      <w:r>
-        <w:rPr>
-          <w:sz w:val="18"/>
-          <w:szCs w:val="21"/>
-        </w:rPr>
-        <w:t xml:space="preserve"> package which allowed portfolio creation based off master holdings with additional individual client constraints baked in, such as individual position caps, 5/40 compliant accounts or real time bets porting for clients with customized benchmarks.</w:t>
-      </w:r>
-    </w:p>
-    <w:p>
-      <w:pPr>
-        <w:pStyle w:val="ListParagraph"/>
-        <w:numPr>
-          <w:ilvl w:val="1"/>
-          <w:numId w:val="28"/>
-        </w:numPr>
-        <w:spacing w:after="0" w:line="240" w:lineRule="auto"/>
-        <w:rPr>
-          <w:sz w:val="18"/>
-          <w:szCs w:val="21"/>
-        </w:rPr>
-      </w:pPr>
-      <w:r>
-        <w:rPr>
-          <w:sz w:val="18"/>
-          <w:szCs w:val="21"/>
-        </w:rPr>
-        <w:t>Created various dashboards that allowed for real time position monitoring for clients with at all time position or sector caps</w:t>
-      </w:r>
-    </w:p>
-    <w:p>
-      <w:pPr>
-        <w:pStyle w:val="ListParagraph"/>
-        <w:numPr>
-          <w:ilvl w:val="1"/>
-          <w:numId w:val="28"/>
-        </w:numPr>
-        <w:spacing w:after="0" w:line="240" w:lineRule="auto"/>
-        <w:rPr>
-          <w:sz w:val="18"/>
-          <w:szCs w:val="21"/>
-        </w:rPr>
-      </w:pPr>
-      <w:r>
-        <w:rPr>
-          <w:sz w:val="18"/>
-          <w:szCs w:val="21"/>
-        </w:rPr>
-        <w:t xml:space="preserve">Contributed various functions to our </w:t>
-      </w:r>
-      <w:proofErr w:type="spellStart"/>
-      <w:r>
-        <w:rPr>
-          <w:sz w:val="18"/>
-          <w:szCs w:val="21"/>
-        </w:rPr>
-        <w:t>DataMaintenance</w:t>
-      </w:r>
-      <w:proofErr w:type="spellEnd"/>
-      <w:r>
-        <w:rPr>
-          <w:sz w:val="18"/>
-          <w:szCs w:val="21"/>
-        </w:rPr>
-        <w:t xml:space="preserve"> package, such as the </w:t>
-      </w:r>
-      <w:proofErr w:type="spellStart"/>
-      <w:r>
-        <w:rPr>
-          <w:sz w:val="18"/>
-          <w:szCs w:val="21"/>
-        </w:rPr>
-        <w:t>securityId</w:t>
-      </w:r>
-      <w:proofErr w:type="spellEnd"/>
-      <w:r>
-        <w:rPr>
-          <w:sz w:val="18"/>
-          <w:szCs w:val="21"/>
-        </w:rPr>
-        <w:t xml:space="preserve"> “best match” function that allowed various </w:t>
-      </w:r>
-      <w:proofErr w:type="spellStart"/>
-      <w:r>
-        <w:rPr>
-          <w:sz w:val="18"/>
-          <w:szCs w:val="21"/>
-        </w:rPr>
-        <w:t>securityId</w:t>
-      </w:r>
-      <w:proofErr w:type="spellEnd"/>
-      <w:r>
-        <w:rPr>
-          <w:sz w:val="18"/>
-          <w:szCs w:val="21"/>
-        </w:rPr>
-        <w:t xml:space="preserve"> look-ups based on optimal string alignment of security name</w:t>
-      </w:r>
-    </w:p>
-    <w:p>
-      <w:pPr>
-        <w:pStyle w:val="ListParagraph"/>
-        <w:numPr>
-          <w:ilvl w:val="0"/>
-          <w:numId w:val="28"/>
-        </w:numPr>
-        <w:spacing w:after="0" w:line="240" w:lineRule="auto"/>
-        <w:rPr>
-          <w:sz w:val="18"/>
-        </w:rPr>
-      </w:pPr>
-      <w:r>
-        <w:rPr>
-          <w:sz w:val="18"/>
-        </w:rPr>
-        <w:t>Perform various ad-hoc analysis utilizing a variety of machine learning techniques and mathematical optimizations</w:t>
-      </w:r>
-    </w:p>
-    <w:p>
-      <w:pPr>
-        <w:pStyle w:val="ListParagraph"/>
-        <w:numPr>
-          <w:ilvl w:val="1"/>
-          <w:numId w:val="27"/>
-        </w:numPr>
-        <w:spacing w:after="0" w:line="240" w:lineRule="auto"/>
-        <w:rPr>
-          <w:sz w:val="18"/>
-        </w:rPr>
-      </w:pPr>
-      <w:r>
-        <w:rPr>
-          <w:sz w:val="18"/>
-        </w:rPr>
-        <w:t xml:space="preserve">Created a minimum funding portfolio replication tool utilizing the CVXPY library in Python, that utilized mixed integer linear programming to identify the minimum dollar amount required to replicate a portfolio given individual securities’ minimum lot </w:t>
-      </w:r>
-      <w:r>
-        <w:rPr>
-          <w:sz w:val="18"/>
-        </w:rPr>
-        <w:t xml:space="preserve">size </w:t>
-      </w:r>
-      <w:r>
-        <w:rPr>
-          <w:sz w:val="18"/>
-        </w:rPr>
-        <w:t xml:space="preserve">constraints as well as an additional </w:t>
-      </w:r>
-      <w:r>
-        <w:rPr>
-          <w:sz w:val="18"/>
-        </w:rPr>
-        <w:t>position size variance constraint</w:t>
-      </w:r>
-    </w:p>
-    <w:p>
-      <w:pPr>
-        <w:pStyle w:val="ListParagraph"/>
-        <w:numPr>
-          <w:ilvl w:val="0"/>
-          <w:numId w:val="28"/>
-        </w:numPr>
-        <w:spacing w:after="0" w:line="240" w:lineRule="auto"/>
-        <w:rPr>
-          <w:sz w:val="18"/>
-        </w:rPr>
-      </w:pPr>
-      <w:r>
-        <w:rPr>
-          <w:sz w:val="18"/>
-        </w:rPr>
-        <w:t>Created various web-scraping tools to enhance the firm’s available datasets</w:t>
-      </w:r>
-    </w:p>
-    <w:p>
-      <w:pPr>
-        <w:pStyle w:val="ListParagraph"/>
-        <w:numPr>
-          <w:ilvl w:val="0"/>
-          <w:numId w:val="28"/>
-        </w:numPr>
-        <w:spacing w:after="0" w:line="240" w:lineRule="auto"/>
-        <w:rPr>
-          <w:sz w:val="18"/>
-        </w:rPr>
-      </w:pPr>
-      <w:r>
-        <w:rPr>
-          <w:sz w:val="18"/>
-        </w:rPr>
-        <w:t>Manage institutional portfolios through trade execution, as appropriate per client investment policy</w:t>
-      </w:r>
-    </w:p>
-    <w:p>
-      <w:pPr>
-        <w:spacing w:after="0" w:line="240" w:lineRule="auto"/>
-        <w:rPr>
-          <w:b/>
-          <w:sz w:val="20"/>
-        </w:rPr>
-      </w:pPr>
-    </w:p>
-    <w:p>
-      <w:pPr>
-        <w:spacing w:after="0" w:line="240" w:lineRule="auto"/>
-        <w:rPr>
-          <w:sz w:val="18"/>
-          <w:szCs w:val="21"/>
-        </w:rPr>
-      </w:pPr>
-      <w:proofErr w:type="spellStart"/>
-      <w:r>
-        <w:rPr>
-          <w:b/>
-          <w:sz w:val="18"/>
-          <w:szCs w:val="21"/>
-        </w:rPr>
-        <w:t>Truist</w:t>
-      </w:r>
-      <w:proofErr w:type="spellEnd"/>
-      <w:r>
-        <w:rPr>
-          <w:b/>
-          <w:sz w:val="18"/>
-          <w:szCs w:val="21"/>
-        </w:rPr>
-        <w:t xml:space="preserve"> Foundations &amp; Endowments Specialty Practice,</w:t>
-      </w:r>
-      <w:r>
-        <w:rPr>
-          <w:sz w:val="18"/>
-          <w:szCs w:val="21"/>
-        </w:rPr>
-        <w:t xml:space="preserve"> Investment </w:t>
-      </w:r>
-      <w:r>
-        <w:rPr>
-          <w:sz w:val="18"/>
-          <w:szCs w:val="21"/>
-        </w:rPr>
-        <w:t>Portfolio Manager</w:t>
-      </w:r>
-      <w:r>
-        <w:rPr>
-          <w:sz w:val="18"/>
-          <w:szCs w:val="21"/>
-        </w:rPr>
-        <w:t xml:space="preserve">, Richmond, VA, February 2018 to </w:t>
-      </w:r>
-      <w:r>
-        <w:rPr>
-          <w:sz w:val="18"/>
-          <w:szCs w:val="21"/>
-        </w:rPr>
-        <w:t>March 2022</w:t>
+        <w:t>• Create and maintain various R packages and Shiny applications to allow enhanced portfolio monitoring, model creation and analytical insights</w:t>
       </w:r>
     </w:p>
     <w:p>
@@ -370,82 +82,22 @@
         <w:spacing w:after="0" w:line="240" w:lineRule="auto"/>
         <w:rPr>
           <w:sz w:val="18"/>
-        </w:rPr>
-      </w:pPr>
-      <w:r>
-        <w:rPr>
-          <w:sz w:val="18"/>
-        </w:rPr>
-        <w:t>Conduct market and portfolio research, primarily utilizing FactSet Financial data applications</w:t>
-      </w:r>
-      <w:r>
-        <w:rPr>
-          <w:sz w:val="18"/>
-        </w:rPr>
-        <w:t xml:space="preserve"> as well as Python analytical libraries</w:t>
-      </w:r>
-    </w:p>
-    <w:p>
-      <w:pPr>
-        <w:pStyle w:val="ListParagraph"/>
-        <w:numPr>
-          <w:ilvl w:val="1"/>
-          <w:numId w:val="24"/>
-        </w:numPr>
-        <w:spacing w:after="0" w:line="240" w:lineRule="auto"/>
-        <w:rPr>
-          <w:sz w:val="18"/>
-          <w:szCs w:val="21"/>
-        </w:rPr>
-      </w:pPr>
-      <w:r>
-        <w:rPr>
-          <w:sz w:val="18"/>
-          <w:szCs w:val="21"/>
-        </w:rPr>
-        <w:t>Perform Monte Carlo simulations &amp; utilize portfolio optimization functions to determine optimal asset allocation to meet client goals</w:t>
-      </w:r>
-    </w:p>
-    <w:p>
-      <w:pPr>
-        <w:pStyle w:val="ListParagraph"/>
-        <w:numPr>
-          <w:ilvl w:val="1"/>
-          <w:numId w:val="24"/>
-        </w:numPr>
-        <w:spacing w:after="0" w:line="240" w:lineRule="auto"/>
-        <w:rPr>
-          <w:sz w:val="18"/>
-          <w:szCs w:val="21"/>
-        </w:rPr>
-      </w:pPr>
-      <w:r>
-        <w:rPr>
-          <w:sz w:val="18"/>
-          <w:szCs w:val="21"/>
-        </w:rPr>
-        <w:t>Employ SPAR (Style, Performance &amp; Risk) returns-based analysis along with peer universe data to determine appropriate portfolio exposures</w:t>
-      </w:r>
-    </w:p>
-    <w:p>
-      <w:pPr>
-        <w:pStyle w:val="ListParagraph"/>
-        <w:numPr>
-          <w:ilvl w:val="1"/>
-          <w:numId w:val="24"/>
-        </w:numPr>
-        <w:spacing w:after="0" w:line="240" w:lineRule="auto"/>
-        <w:rPr>
-          <w:sz w:val="18"/>
-          <w:szCs w:val="21"/>
-        </w:rPr>
-      </w:pPr>
-      <w:r>
-        <w:rPr>
-          <w:sz w:val="18"/>
-          <w:szCs w:val="21"/>
-        </w:rPr>
-        <w:t>Carry out Attribution analysis to provide detailed breakdowns of the aspects of a fund manager’s performance</w:t>
+          <w:szCs w:val="21"/>
+        </w:rPr>
+      </w:pPr>
+      <w:r>
+        <w:rPr>
+          <w:sz w:val="18"/>
+          <w:szCs w:val="21"/>
+        </w:rPr>
+        <w:t>C</w:t>
+      </w:r>
+      <w:r>
+        <w:rPr>
+          <w:sz w:val="18"/>
+          <w:szCs w:val="21"/>
+        </w:rPr>
+        <w:t>reated the rambler package, an R package that allowed for AI chat management utilizing internal API endpoints to various LLM models. Utilized OOP concepts to maintain chat turns as well as register tools, which allowed execution of existing functions and processes using natural language.</w:t>
       </w:r>
     </w:p>
     <w:p>
@@ -458,13 +110,395 @@
         <w:spacing w:after="0" w:line="240" w:lineRule="auto"/>
         <w:rPr>
           <w:sz w:val="18"/>
-        </w:rPr>
-      </w:pPr>
-      <w:r>
-        <w:rPr>
-          <w:sz w:val="18"/>
-        </w:rPr>
-        <w:t>Manage institutional portfolios through trade execution, as appropriate per client investment policy</w:t>
+          <w:szCs w:val="21"/>
+        </w:rPr>
+      </w:pPr>
+      <w:r>
+        <w:rPr>
+          <w:sz w:val="18"/>
+          <w:szCs w:val="21"/>
+        </w:rPr>
+        <w:t xml:space="preserve">Contributed to the creation &amp; maintenance of </w:t>
+      </w:r>
+      <w:r>
+        <w:rPr>
+          <w:sz w:val="18"/>
+          <w:szCs w:val="21"/>
+        </w:rPr>
+        <w:t>our</w:t>
+      </w:r>
+      <w:r>
+        <w:rPr>
+          <w:sz w:val="18"/>
+          <w:szCs w:val="21"/>
+        </w:rPr>
+        <w:t xml:space="preserve"> </w:t>
+      </w:r>
+      <w:proofErr w:type="spellStart"/>
+      <w:r>
+        <w:rPr>
+          <w:sz w:val="18"/>
+          <w:szCs w:val="21"/>
+        </w:rPr>
+        <w:t>ModelMaker</w:t>
+      </w:r>
+      <w:proofErr w:type="spellEnd"/>
+      <w:r>
+        <w:rPr>
+          <w:sz w:val="18"/>
+          <w:szCs w:val="21"/>
+        </w:rPr>
+        <w:t xml:space="preserve"> package which allowed portfolio creation based off master holdings with additional individual client constraints baked in, such as individual position caps, 5/40 compliant accounts or real time bets porting for clients with customized benchmarks.</w:t>
+      </w:r>
+    </w:p>
+    <w:p>
+      <w:pPr>
+        <w:pStyle w:val="ListParagraph"/>
+        <w:numPr>
+          <w:ilvl w:val="0"/>
+          <w:numId w:val="24"/>
+        </w:numPr>
+        <w:spacing w:after="0" w:line="240" w:lineRule="auto"/>
+        <w:rPr>
+          <w:sz w:val="18"/>
+          <w:szCs w:val="21"/>
+        </w:rPr>
+      </w:pPr>
+      <w:r>
+        <w:rPr>
+          <w:sz w:val="18"/>
+          <w:szCs w:val="21"/>
+        </w:rPr>
+        <w:t>Created various dashboards that allowed for real time position monitoring for clients with at all time position or sector caps</w:t>
+      </w:r>
+    </w:p>
+    <w:p>
+      <w:pPr>
+        <w:pStyle w:val="ListParagraph"/>
+        <w:numPr>
+          <w:ilvl w:val="0"/>
+          <w:numId w:val="24"/>
+        </w:numPr>
+        <w:spacing w:after="0" w:line="240" w:lineRule="auto"/>
+        <w:rPr>
+          <w:sz w:val="18"/>
+          <w:szCs w:val="21"/>
+        </w:rPr>
+      </w:pPr>
+      <w:r>
+        <w:rPr>
+          <w:sz w:val="18"/>
+          <w:szCs w:val="21"/>
+        </w:rPr>
+        <w:t xml:space="preserve">Contributed various functions to our </w:t>
+      </w:r>
+      <w:proofErr w:type="spellStart"/>
+      <w:r>
+        <w:rPr>
+          <w:sz w:val="18"/>
+          <w:szCs w:val="21"/>
+        </w:rPr>
+        <w:t>DataMaintenance</w:t>
+      </w:r>
+      <w:proofErr w:type="spellEnd"/>
+      <w:r>
+        <w:rPr>
+          <w:sz w:val="18"/>
+          <w:szCs w:val="21"/>
+        </w:rPr>
+        <w:t xml:space="preserve"> package, such as the </w:t>
+      </w:r>
+      <w:proofErr w:type="spellStart"/>
+      <w:r>
+        <w:rPr>
+          <w:sz w:val="18"/>
+          <w:szCs w:val="21"/>
+        </w:rPr>
+        <w:t>securityId</w:t>
+      </w:r>
+      <w:proofErr w:type="spellEnd"/>
+      <w:r>
+        <w:rPr>
+          <w:sz w:val="18"/>
+          <w:szCs w:val="21"/>
+        </w:rPr>
+        <w:t xml:space="preserve"> “best match” function that allowed various </w:t>
+      </w:r>
+      <w:proofErr w:type="spellStart"/>
+      <w:r>
+        <w:rPr>
+          <w:sz w:val="18"/>
+          <w:szCs w:val="21"/>
+        </w:rPr>
+        <w:t>securityId</w:t>
+      </w:r>
+      <w:proofErr w:type="spellEnd"/>
+      <w:r>
+        <w:rPr>
+          <w:sz w:val="18"/>
+          <w:szCs w:val="21"/>
+        </w:rPr>
+        <w:t xml:space="preserve"> look-ups based on optimal string alignment of security name</w:t>
+      </w:r>
+    </w:p>
+    <w:p>
+      <w:pPr>
+        <w:spacing w:after="0" w:line="240" w:lineRule="auto"/>
+        <w:rPr>
+          <w:sz w:val="18"/>
+        </w:rPr>
+      </w:pPr>
+      <w:r>
+        <w:rPr>
+          <w:sz w:val="18"/>
+        </w:rPr>
+        <w:t xml:space="preserve">• </w:t>
+      </w:r>
+      <w:r>
+        <w:rPr>
+          <w:sz w:val="18"/>
+        </w:rPr>
+        <w:t>Perform various ad-hoc analysis utilizing a variety of machine learning techniques and mathematical optimizations</w:t>
+      </w:r>
+    </w:p>
+    <w:p>
+      <w:pPr>
+        <w:pStyle w:val="ListParagraph"/>
+        <w:numPr>
+          <w:ilvl w:val="0"/>
+          <w:numId w:val="27"/>
+        </w:numPr>
+        <w:spacing w:after="0" w:line="240" w:lineRule="auto"/>
+        <w:rPr>
+          <w:sz w:val="18"/>
+        </w:rPr>
+      </w:pPr>
+      <w:r>
+        <w:rPr>
+          <w:sz w:val="18"/>
+        </w:rPr>
+        <w:t xml:space="preserve">Created a minimum funding portfolio replication tool utilizing the CVXPY library in Python, that utilized mixed integer linear programming to identify the minimum dollar amount required to replicate a portfolio given individual securities’ minimum lot </w:t>
+      </w:r>
+      <w:r>
+        <w:rPr>
+          <w:sz w:val="18"/>
+        </w:rPr>
+        <w:t xml:space="preserve">size </w:t>
+      </w:r>
+      <w:r>
+        <w:rPr>
+          <w:sz w:val="18"/>
+        </w:rPr>
+        <w:t xml:space="preserve">constraints as well as an additional </w:t>
+      </w:r>
+      <w:r>
+        <w:rPr>
+          <w:sz w:val="18"/>
+        </w:rPr>
+        <w:t>position size variance constraint</w:t>
+      </w:r>
+    </w:p>
+    <w:p>
+      <w:pPr>
+        <w:spacing w:after="0" w:line="240" w:lineRule="auto"/>
+        <w:rPr>
+          <w:sz w:val="18"/>
+        </w:rPr>
+      </w:pPr>
+      <w:r>
+        <w:rPr>
+          <w:sz w:val="18"/>
+        </w:rPr>
+        <w:t>• Created various web-scraping tools to enhance the firm’s available datasets</w:t>
+      </w:r>
+    </w:p>
+    <w:p>
+      <w:pPr>
+        <w:spacing w:after="0" w:line="240" w:lineRule="auto"/>
+        <w:rPr>
+          <w:sz w:val="18"/>
+        </w:rPr>
+      </w:pPr>
+      <w:r>
+        <w:rPr>
+          <w:sz w:val="18"/>
+        </w:rPr>
+        <w:t>• Manage institutional portfolios through trade execution, as appropriate per client investment policy</w:t>
+      </w:r>
+    </w:p>
+    <w:p>
+      <w:pPr>
+        <w:spacing w:after="0" w:line="240" w:lineRule="auto"/>
+        <w:rPr>
+          <w:b/>
+          <w:sz w:val="16"/>
+        </w:rPr>
+      </w:pPr>
+    </w:p>
+    <w:p>
+      <w:pPr>
+        <w:spacing w:after="0" w:line="240" w:lineRule="auto"/>
+        <w:rPr>
+          <w:sz w:val="18"/>
+          <w:szCs w:val="21"/>
+        </w:rPr>
+      </w:pPr>
+      <w:proofErr w:type="spellStart"/>
+      <w:r>
+        <w:rPr>
+          <w:b/>
+          <w:sz w:val="18"/>
+          <w:szCs w:val="21"/>
+        </w:rPr>
+        <w:t>Truist</w:t>
+      </w:r>
+      <w:proofErr w:type="spellEnd"/>
+      <w:r>
+        <w:rPr>
+          <w:b/>
+          <w:sz w:val="18"/>
+          <w:szCs w:val="21"/>
+        </w:rPr>
+        <w:t xml:space="preserve"> Foundations &amp; Endowments Specialty Practice,</w:t>
+      </w:r>
+      <w:r>
+        <w:rPr>
+          <w:sz w:val="18"/>
+          <w:szCs w:val="21"/>
+        </w:rPr>
+        <w:t xml:space="preserve"> Investment </w:t>
+      </w:r>
+      <w:r>
+        <w:rPr>
+          <w:sz w:val="18"/>
+          <w:szCs w:val="21"/>
+        </w:rPr>
+        <w:t>Portfolio Manager</w:t>
+      </w:r>
+      <w:r>
+        <w:rPr>
+          <w:sz w:val="18"/>
+          <w:szCs w:val="21"/>
+        </w:rPr>
+        <w:t xml:space="preserve">, Richmond, VA, February 2018 to </w:t>
+      </w:r>
+      <w:r>
+        <w:rPr>
+          <w:sz w:val="18"/>
+          <w:szCs w:val="21"/>
+        </w:rPr>
+        <w:t>March 2022</w:t>
+      </w:r>
+    </w:p>
+    <w:p>
+      <w:pPr>
+        <w:spacing w:after="0" w:line="240" w:lineRule="auto"/>
+        <w:rPr>
+          <w:sz w:val="18"/>
+        </w:rPr>
+      </w:pPr>
+      <w:r>
+        <w:rPr>
+          <w:sz w:val="18"/>
+        </w:rPr>
+        <w:t>• Conduct market and portfolio research, primarily utilizing FactSet Financial data applications</w:t>
+      </w:r>
+      <w:r>
+        <w:rPr>
+          <w:sz w:val="18"/>
+        </w:rPr>
+        <w:t xml:space="preserve"> as well as Python analytical libraries</w:t>
+      </w:r>
+    </w:p>
+    <w:p>
+      <w:pPr>
+        <w:pStyle w:val="ListParagraph"/>
+        <w:numPr>
+          <w:ilvl w:val="0"/>
+          <w:numId w:val="24"/>
+        </w:numPr>
+        <w:spacing w:after="0" w:line="240" w:lineRule="auto"/>
+        <w:rPr>
+          <w:sz w:val="18"/>
+          <w:szCs w:val="21"/>
+        </w:rPr>
+      </w:pPr>
+      <w:r>
+        <w:rPr>
+          <w:sz w:val="18"/>
+          <w:szCs w:val="21"/>
+        </w:rPr>
+        <w:t>Perform Monte Carlo simulations &amp; utilize portfolio optimization functions to determine optimal asset allocation to meet client goals</w:t>
+      </w:r>
+    </w:p>
+    <w:p>
+      <w:pPr>
+        <w:pStyle w:val="ListParagraph"/>
+        <w:numPr>
+          <w:ilvl w:val="0"/>
+          <w:numId w:val="24"/>
+        </w:numPr>
+        <w:spacing w:after="0" w:line="240" w:lineRule="auto"/>
+        <w:rPr>
+          <w:sz w:val="18"/>
+          <w:szCs w:val="21"/>
+        </w:rPr>
+      </w:pPr>
+      <w:r>
+        <w:rPr>
+          <w:sz w:val="18"/>
+          <w:szCs w:val="21"/>
+        </w:rPr>
+        <w:t>Employ SPAR (Style, Performance &amp; Risk) returns-based analysis along with peer universe data to determine appropriate portfolio exposures</w:t>
+      </w:r>
+    </w:p>
+    <w:p>
+      <w:pPr>
+        <w:pStyle w:val="ListParagraph"/>
+        <w:numPr>
+          <w:ilvl w:val="0"/>
+          <w:numId w:val="24"/>
+        </w:numPr>
+        <w:spacing w:after="0" w:line="240" w:lineRule="auto"/>
+        <w:rPr>
+          <w:sz w:val="18"/>
+          <w:szCs w:val="21"/>
+        </w:rPr>
+      </w:pPr>
+      <w:r>
+        <w:rPr>
+          <w:sz w:val="18"/>
+          <w:szCs w:val="21"/>
+        </w:rPr>
+        <w:t>Carry out Attribution analysis to provide detailed breakdowns of the aspects of a fund manager’s performance</w:t>
+      </w:r>
+    </w:p>
+    <w:p>
+      <w:pPr>
+        <w:spacing w:after="0" w:line="240" w:lineRule="auto"/>
+        <w:rPr>
+          <w:sz w:val="18"/>
+        </w:rPr>
+      </w:pPr>
+      <w:r>
+        <w:rPr>
+          <w:sz w:val="18"/>
+        </w:rPr>
+        <w:t>• Manage institutional portfolios through trade execution, as appropriate per client investment policy</w:t>
+      </w:r>
+    </w:p>
+    <w:p>
+      <w:pPr>
+        <w:spacing w:after="0" w:line="240" w:lineRule="auto"/>
+        <w:rPr>
+          <w:sz w:val="18"/>
+        </w:rPr>
+      </w:pPr>
+      <w:r>
+        <w:rPr>
+          <w:sz w:val="18"/>
+        </w:rPr>
+        <w:t>• Compose informational research papers for distribution to current and prospective clients</w:t>
       </w:r>
     </w:p>
     <w:p>
@@ -482,28 +516,24 @@
       <w:r>
         <w:rPr>
           <w:sz w:val="18"/>
-        </w:rPr>
-        <w:t>Compose informational research papers for distribution to current and prospective clients</w:t>
+          <w:szCs w:val="21"/>
+        </w:rPr>
+        <w:t>Researched and authored a white paper on Inflation Metrics and their validity as performance benchmarks</w:t>
       </w:r>
     </w:p>
     <w:p>
       <w:pPr>
-        <w:pStyle w:val="ListParagraph"/>
-        <w:numPr>
-          <w:ilvl w:val="1"/>
-          <w:numId w:val="23"/>
-        </w:numPr>
         <w:spacing w:after="0" w:line="240" w:lineRule="auto"/>
         <w:rPr>
           <w:sz w:val="18"/>
-        </w:rPr>
-      </w:pPr>
-      <w:r>
-        <w:rPr>
-          <w:sz w:val="18"/>
-          <w:szCs w:val="21"/>
-        </w:rPr>
-        <w:t>Researched and authored a white paper on Inflation Metrics and their validity as performance benchmarks</w:t>
+          <w:szCs w:val="21"/>
+        </w:rPr>
+      </w:pPr>
+      <w:r>
+        <w:rPr>
+          <w:sz w:val="18"/>
+        </w:rPr>
+        <w:t>• Provide administrative support in meeting client requests</w:t>
       </w:r>
     </w:p>
     <w:p>
@@ -522,39 +552,43 @@
       <w:r>
         <w:rPr>
           <w:sz w:val="18"/>
-        </w:rPr>
-        <w:t>Provide administrative support in meeting client requests</w:t>
+          <w:szCs w:val="21"/>
+        </w:rPr>
+        <w:t>Develop investment review books to provide clients with performance updates</w:t>
       </w:r>
     </w:p>
     <w:p>
       <w:pPr>
-        <w:pStyle w:val="ListParagraph"/>
-        <w:numPr>
-          <w:ilvl w:val="1"/>
-          <w:numId w:val="21"/>
-        </w:numPr>
         <w:spacing w:after="0" w:line="240" w:lineRule="auto"/>
         <w:rPr>
-          <w:sz w:val="18"/>
-          <w:szCs w:val="21"/>
-        </w:rPr>
-      </w:pPr>
-      <w:r>
-        <w:rPr>
-          <w:sz w:val="18"/>
-          <w:szCs w:val="21"/>
-        </w:rPr>
-        <w:t>Develop investment review books to provide clients with performance updates</w:t>
-      </w:r>
+          <w:b/>
+          <w:sz w:val="16"/>
+        </w:rPr>
+      </w:pPr>
     </w:p>
     <w:p>
       <w:pPr>
         <w:spacing w:after="0" w:line="240" w:lineRule="auto"/>
         <w:rPr>
+          <w:sz w:val="18"/>
+          <w:szCs w:val="21"/>
+        </w:rPr>
+      </w:pPr>
+      <w:r>
+        <w:rPr>
           <w:b/>
-          <w:sz w:val="20"/>
-        </w:rPr>
-      </w:pPr>
+          <w:sz w:val="18"/>
+          <w:szCs w:val="21"/>
+        </w:rPr>
+        <w:t>Virginia Department of Accounts,</w:t>
+      </w:r>
+      <w:r>
+        <w:rPr>
+          <w:sz w:val="18"/>
+          <w:szCs w:val="21"/>
+        </w:rPr>
+        <w:t xml:space="preserve"> E-Commerce Analyst, Richmond, VA, July 2013 to January 2018</w:t>
+      </w:r>
     </w:p>
     <w:p>
       <w:pPr>
@@ -566,27 +600,36 @@
       </w:pPr>
       <w:r>
         <w:rPr>
-          <w:b/>
-          <w:sz w:val="18"/>
-          <w:szCs w:val="21"/>
-        </w:rPr>
-        <w:t>Virginia Department of Accounts,</w:t>
-      </w:r>
-      <w:r>
-        <w:rPr>
-          <w:sz w:val="18"/>
-          <w:szCs w:val="21"/>
-        </w:rPr>
-        <w:t xml:space="preserve"> E-Commerce Analyst, Richmond, VA, July 2013 to January 2018</w:t>
+          <w:sz w:val="18"/>
+        </w:rPr>
+        <w:t xml:space="preserve">• </w:t>
+      </w:r>
+      <w:r>
+        <w:rPr>
+          <w:sz w:val="18"/>
+          <w:szCs w:val="21"/>
+        </w:rPr>
+        <w:t xml:space="preserve">Analyze and reconcile </w:t>
+      </w:r>
+      <w:proofErr w:type="spellStart"/>
+      <w:r>
+        <w:rPr>
+          <w:sz w:val="18"/>
+          <w:szCs w:val="21"/>
+        </w:rPr>
+        <w:t>ePayables</w:t>
+      </w:r>
+      <w:proofErr w:type="spellEnd"/>
+      <w:r>
+        <w:rPr>
+          <w:sz w:val="18"/>
+          <w:szCs w:val="21"/>
+        </w:rPr>
+        <w:t xml:space="preserve"> suspense account and monthly statement prior to processing to ensure proper payment</w:t>
       </w:r>
     </w:p>
     <w:p>
       <w:pPr>
-        <w:pStyle w:val="ListParagraph"/>
-        <w:numPr>
-          <w:ilvl w:val="0"/>
-          <w:numId w:val="21"/>
-        </w:numPr>
         <w:spacing w:after="0" w:line="240" w:lineRule="auto"/>
         <w:rPr>
           <w:sz w:val="18"/>
@@ -596,25 +639,15 @@
       <w:r>
         <w:rPr>
           <w:sz w:val="18"/>
-          <w:szCs w:val="21"/>
-        </w:rPr>
-        <w:t xml:space="preserve">Analyze and reconcile </w:t>
-      </w:r>
-      <w:proofErr w:type="spellStart"/>
-      <w:r>
-        <w:rPr>
-          <w:sz w:val="18"/>
-          <w:szCs w:val="21"/>
-        </w:rPr>
-        <w:t>ePayables</w:t>
-      </w:r>
-      <w:proofErr w:type="spellEnd"/>
-      <w:r>
-        <w:rPr>
-          <w:sz w:val="18"/>
-          <w:szCs w:val="21"/>
-        </w:rPr>
-        <w:t xml:space="preserve"> suspense account and monthly statement prior to processing to ensure proper payment</w:t>
+        </w:rPr>
+        <w:t xml:space="preserve">• </w:t>
+      </w:r>
+      <w:r>
+        <w:rPr>
+          <w:sz w:val="18"/>
+          <w:szCs w:val="21"/>
+        </w:rPr>
+        <w:t>Calculate and analyze quarterly statistics of the state purchase card program, including:</w:t>
       </w:r>
     </w:p>
     <w:p>
@@ -635,49 +668,7 @@
           <w:sz w:val="18"/>
           <w:szCs w:val="21"/>
         </w:rPr>
-        <w:t>Calculate and analyze quarterly statistics of the state purchase card program, including:</w:t>
-      </w:r>
-    </w:p>
-    <w:p>
-      <w:pPr>
-        <w:pStyle w:val="ListParagraph"/>
-        <w:numPr>
-          <w:ilvl w:val="1"/>
-          <w:numId w:val="25"/>
-        </w:numPr>
-        <w:spacing w:after="0" w:line="240" w:lineRule="auto"/>
-        <w:rPr>
-          <w:sz w:val="18"/>
-          <w:szCs w:val="21"/>
-        </w:rPr>
-      </w:pPr>
-      <w:r>
-        <w:rPr>
-          <w:sz w:val="18"/>
-          <w:szCs w:val="21"/>
-        </w:rPr>
         <w:t>Calculate agencies’ utilization rate of charge card program and late payments to vendors</w:t>
-      </w:r>
-    </w:p>
-    <w:p>
-      <w:pPr>
-        <w:pStyle w:val="ListParagraph"/>
-        <w:numPr>
-          <w:ilvl w:val="1"/>
-          <w:numId w:val="25"/>
-        </w:numPr>
-        <w:spacing w:after="0" w:line="240" w:lineRule="auto"/>
-        <w:rPr>
-          <w:sz w:val="18"/>
-          <w:szCs w:val="21"/>
-        </w:rPr>
-      </w:pPr>
-      <w:r>
-        <w:rPr>
-          <w:sz w:val="18"/>
-          <w:szCs w:val="21"/>
-        </w:rPr>
-        <w:t>Estimate checks saved by implementing state issued credit cards</w:t>
       </w:r>
     </w:p>
     <w:p>
@@ -698,7 +689,7 @@
           <w:sz w:val="18"/>
           <w:szCs w:val="21"/>
         </w:rPr>
-        <w:t>Conduct weekly audits related to state issued credit card purchases &amp; spend analysis to maintain adequate spending limits</w:t>
+        <w:t>Estimate checks saved by implementing state issued credit cards</w:t>
       </w:r>
     </w:p>
     <w:p>
@@ -706,6 +697,28 @@
         <w:spacing w:after="0" w:line="240" w:lineRule="auto"/>
         <w:rPr>
           <w:sz w:val="18"/>
+          <w:szCs w:val="21"/>
+        </w:rPr>
+      </w:pPr>
+      <w:r>
+        <w:rPr>
+          <w:sz w:val="18"/>
+        </w:rPr>
+        <w:t xml:space="preserve">• </w:t>
+      </w:r>
+      <w:r>
+        <w:rPr>
+          <w:sz w:val="18"/>
+          <w:szCs w:val="21"/>
+        </w:rPr>
+        <w:t>Conduct weekly audits related to state issued credit card purchases &amp; spend analysis to maintain adequate spending limits</w:t>
+      </w:r>
+    </w:p>
+    <w:p>
+      <w:pPr>
+        <w:spacing w:after="0" w:line="240" w:lineRule="auto"/>
+        <w:rPr>
+          <w:sz w:val="14"/>
           <w:szCs w:val="21"/>
         </w:rPr>
       </w:pPr>
@@ -756,7 +769,7 @@
         <w:spacing w:after="0" w:line="240" w:lineRule="auto"/>
         <w:rPr>
           <w:b/>
-          <w:sz w:val="20"/>
+          <w:sz w:val="16"/>
         </w:rPr>
       </w:pPr>
     </w:p>
@@ -793,18 +806,10 @@
       </w:pPr>
       <w:r>
         <w:rPr>
-          <w:b/>
-          <w:sz w:val="18"/>
-          <w:szCs w:val="21"/>
-        </w:rPr>
-        <w:t>University of Virginia</w:t>
-      </w:r>
-      <w:r>
-        <w:rPr>
-          <w:sz w:val="18"/>
-          <w:szCs w:val="21"/>
-        </w:rPr>
-        <w:t>, Charlottesville, VA</w:t>
+          <w:sz w:val="18"/>
+          <w:szCs w:val="21"/>
+        </w:rPr>
+        <w:t>University of Virginia, Charlottesville, VA</w:t>
       </w:r>
     </w:p>
     <w:p>
@@ -850,7 +855,7 @@
       <w:pPr>
         <w:spacing w:after="0" w:line="240" w:lineRule="auto"/>
         <w:rPr>
-          <w:sz w:val="18"/>
+          <w:sz w:val="16"/>
           <w:szCs w:val="21"/>
         </w:rPr>
       </w:pPr>
@@ -865,7 +870,6 @@
       </w:pPr>
       <w:r>
         <w:rPr>
-          <w:b/>
           <w:sz w:val="18"/>
           <w:szCs w:val="21"/>
         </w:rPr>
@@ -873,18 +877,10 @@
       </w:r>
       <w:r>
         <w:rPr>
-          <w:b/>
-          <w:sz w:val="18"/>
-          <w:szCs w:val="21"/>
-        </w:rPr>
-        <w:t>,</w:t>
-      </w:r>
-      <w:r>
-        <w:rPr>
-          <w:sz w:val="18"/>
-          <w:szCs w:val="21"/>
-        </w:rPr>
-        <w:t xml:space="preserve"> </w:t>
+          <w:sz w:val="18"/>
+          <w:szCs w:val="21"/>
+        </w:rPr>
+        <w:t xml:space="preserve">, </w:t>
       </w:r>
       <w:r>
         <w:rPr>
@@ -930,7 +926,7 @@
       <w:pPr>
         <w:spacing w:after="0" w:line="240" w:lineRule="auto"/>
         <w:rPr>
-          <w:sz w:val="18"/>
+          <w:sz w:val="16"/>
           <w:szCs w:val="21"/>
         </w:rPr>
       </w:pPr>
@@ -945,18 +941,10 @@
       </w:pPr>
       <w:r>
         <w:rPr>
-          <w:b/>
-          <w:sz w:val="18"/>
-          <w:szCs w:val="21"/>
-        </w:rPr>
-        <w:t>North Carolina State University</w:t>
-      </w:r>
-      <w:r>
-        <w:rPr>
-          <w:sz w:val="18"/>
-          <w:szCs w:val="21"/>
-        </w:rPr>
-        <w:t>, Raleigh, NC</w:t>
+          <w:sz w:val="18"/>
+          <w:szCs w:val="21"/>
+        </w:rPr>
+        <w:t>North Carolina State University, Raleigh, NC</w:t>
       </w:r>
     </w:p>
     <w:p>
@@ -974,14 +962,30 @@
         </w:rPr>
         <w:t>Bachelor of Arts in Economics</w:t>
       </w:r>
-      <w:bookmarkStart w:id="0" w:name="_GoBack"/>
-      <w:bookmarkEnd w:id="0"/>
+      <w:r>
+        <w:rPr>
+          <w:sz w:val="18"/>
+          <w:szCs w:val="21"/>
+        </w:rPr>
+        <w:t xml:space="preserve">, </w:t>
+      </w:r>
+      <w:r>
+        <w:rPr>
+          <w:sz w:val="18"/>
+          <w:szCs w:val="21"/>
+        </w:rPr>
+        <w:t>Minor in Business Administration with a Concentration in Management</w:t>
+      </w:r>
+      <w:r>
+        <w:rPr>
+          <w:sz w:val="18"/>
+          <w:szCs w:val="21"/>
+        </w:rPr>
+        <w:tab/>
+      </w:r>
     </w:p>
     <w:p>
       <w:pPr>
-        <w:tabs>
-          <w:tab w:val="left" w:pos="6645"/>
-        </w:tabs>
         <w:spacing w:after="0" w:line="240" w:lineRule="auto"/>
         <w:rPr>
           <w:sz w:val="18"/>
@@ -993,70 +997,182 @@
           <w:sz w:val="18"/>
           <w:szCs w:val="21"/>
         </w:rPr>
-        <w:t xml:space="preserve">Minor in Business Administration with a </w:t>
-      </w:r>
-      <w:r>
-        <w:rPr>
-          <w:sz w:val="18"/>
-          <w:szCs w:val="21"/>
-        </w:rPr>
-        <w:t>Concentration in Management</w:t>
-      </w:r>
-      <w:r>
-        <w:rPr>
-          <w:sz w:val="18"/>
-          <w:szCs w:val="21"/>
-        </w:rPr>
-        <w:tab/>
+        <w:t>Cum Laude, May 2013</w:t>
       </w:r>
     </w:p>
     <w:p>
       <w:pPr>
         <w:spacing w:after="0" w:line="240" w:lineRule="auto"/>
         <w:rPr>
-          <w:sz w:val="18"/>
-          <w:szCs w:val="21"/>
-        </w:rPr>
-      </w:pPr>
-      <w:r>
-        <w:rPr>
-          <w:sz w:val="18"/>
-          <w:szCs w:val="21"/>
-        </w:rPr>
-        <w:t>Cum Laude, May 2013</w:t>
-      </w:r>
+          <w:sz w:val="16"/>
+        </w:rPr>
+      </w:pPr>
     </w:p>
     <w:p>
       <w:pPr>
         <w:spacing w:after="0" w:line="240" w:lineRule="auto"/>
         <w:rPr>
+          <w:b/>
           <w:sz w:val="20"/>
         </w:rPr>
       </w:pPr>
+      <w:r>
+        <w:rPr>
+          <w:b/>
+          <w:sz w:val="20"/>
+        </w:rPr>
+        <w:t>SKILLS:</w:t>
+      </w:r>
     </w:p>
     <w:p>
       <w:pPr>
         <w:spacing w:after="0" w:line="240" w:lineRule="auto"/>
         <w:rPr>
-          <w:b/>
-          <w:sz w:val="20"/>
-        </w:rPr>
-      </w:pPr>
-      <w:r>
-        <w:rPr>
-          <w:b/>
-          <w:sz w:val="20"/>
-        </w:rPr>
-        <w:t>SKILLS:</w:t>
+          <w:sz w:val="18"/>
+          <w:szCs w:val="21"/>
+        </w:rPr>
+      </w:pPr>
+      <w:r>
+        <w:rPr>
+          <w:sz w:val="18"/>
+        </w:rPr>
+        <w:t xml:space="preserve">• </w:t>
+      </w:r>
+      <w:r>
+        <w:rPr>
+          <w:sz w:val="18"/>
+          <w:szCs w:val="21"/>
+        </w:rPr>
+        <w:t>Proficient:</w:t>
+      </w:r>
+      <w:r>
+        <w:rPr>
+          <w:sz w:val="18"/>
+          <w:szCs w:val="21"/>
+        </w:rPr>
+        <w:t xml:space="preserve"> </w:t>
+      </w:r>
+      <w:r>
+        <w:rPr>
+          <w:sz w:val="18"/>
+          <w:szCs w:val="21"/>
+        </w:rPr>
+        <w:t xml:space="preserve">Python (predominantly </w:t>
+      </w:r>
+      <w:proofErr w:type="spellStart"/>
+      <w:r>
+        <w:rPr>
+          <w:sz w:val="18"/>
+          <w:szCs w:val="21"/>
+        </w:rPr>
+        <w:t>Numpy</w:t>
+      </w:r>
+      <w:proofErr w:type="spellEnd"/>
+      <w:r>
+        <w:rPr>
+          <w:sz w:val="18"/>
+          <w:szCs w:val="21"/>
+        </w:rPr>
+        <w:t>,</w:t>
+      </w:r>
+      <w:r>
+        <w:rPr>
+          <w:sz w:val="18"/>
+          <w:szCs w:val="21"/>
+        </w:rPr>
+        <w:t xml:space="preserve"> Pandas</w:t>
+      </w:r>
+      <w:r>
+        <w:rPr>
+          <w:sz w:val="18"/>
+          <w:szCs w:val="21"/>
+        </w:rPr>
+        <w:t xml:space="preserve">, </w:t>
+      </w:r>
+      <w:proofErr w:type="spellStart"/>
+      <w:r>
+        <w:rPr>
+          <w:sz w:val="18"/>
+          <w:szCs w:val="21"/>
+        </w:rPr>
+        <w:t>PyTorch</w:t>
+      </w:r>
+      <w:proofErr w:type="spellEnd"/>
+      <w:r>
+        <w:rPr>
+          <w:sz w:val="18"/>
+          <w:szCs w:val="21"/>
+        </w:rPr>
+        <w:t xml:space="preserve"> &amp; </w:t>
+      </w:r>
+      <w:proofErr w:type="spellStart"/>
+      <w:r>
+        <w:rPr>
+          <w:sz w:val="18"/>
+          <w:szCs w:val="21"/>
+        </w:rPr>
+        <w:t>Tensorflow</w:t>
+      </w:r>
+      <w:proofErr w:type="spellEnd"/>
+      <w:r>
+        <w:rPr>
+          <w:sz w:val="18"/>
+          <w:szCs w:val="21"/>
+        </w:rPr>
+        <w:t xml:space="preserve">), SQL, R Programming, </w:t>
+      </w:r>
+      <w:r>
+        <w:rPr>
+          <w:sz w:val="18"/>
+          <w:szCs w:val="21"/>
+        </w:rPr>
+        <w:t>FactSet Financial Research Terminal</w:t>
+      </w:r>
+      <w:r>
+        <w:rPr>
+          <w:sz w:val="18"/>
+          <w:szCs w:val="21"/>
+        </w:rPr>
+        <w:t>, Bloomberg Terminal</w:t>
+      </w:r>
+      <w:r>
+        <w:rPr>
+          <w:sz w:val="18"/>
+          <w:szCs w:val="21"/>
+        </w:rPr>
+        <w:t xml:space="preserve"> &amp;</w:t>
+      </w:r>
+      <w:r>
+        <w:rPr>
+          <w:sz w:val="18"/>
+          <w:szCs w:val="21"/>
+        </w:rPr>
+        <w:t xml:space="preserve"> </w:t>
+      </w:r>
+      <w:r>
+        <w:rPr>
+          <w:sz w:val="18"/>
+          <w:szCs w:val="21"/>
+        </w:rPr>
+        <w:t xml:space="preserve">Microsoft Office Applications, </w:t>
+      </w:r>
+      <w:r>
+        <w:rPr>
+          <w:sz w:val="18"/>
+          <w:szCs w:val="21"/>
+        </w:rPr>
+        <w:t>i</w:t>
+      </w:r>
+      <w:r>
+        <w:rPr>
+          <w:sz w:val="18"/>
+          <w:szCs w:val="21"/>
+        </w:rPr>
+        <w:t>ncludes Word, Excel, Access and PowerPoint</w:t>
       </w:r>
     </w:p>
     <w:p>
       <w:pPr>
-        <w:pStyle w:val="ListParagraph"/>
-        <w:numPr>
-          <w:ilvl w:val="0"/>
-          <w:numId w:val="25"/>
-        </w:numPr>
         <w:spacing w:after="0" w:line="240" w:lineRule="auto"/>
         <w:rPr>
           <w:sz w:val="18"/>
@@ -1066,103 +1182,9 @@
       <w:r>
         <w:rPr>
           <w:sz w:val="18"/>
-          <w:szCs w:val="21"/>
-        </w:rPr>
-        <w:t>Proficient:</w:t>
-      </w:r>
-      <w:r>
-        <w:rPr>
-          <w:sz w:val="18"/>
-          <w:szCs w:val="21"/>
-        </w:rPr>
-        <w:t xml:space="preserve"> </w:t>
-      </w:r>
-      <w:r>
-        <w:rPr>
-          <w:sz w:val="18"/>
-          <w:szCs w:val="21"/>
-        </w:rPr>
-        <w:t xml:space="preserve">Python (predominantly </w:t>
-      </w:r>
-      <w:proofErr w:type="spellStart"/>
-      <w:r>
-        <w:rPr>
-          <w:sz w:val="18"/>
-          <w:szCs w:val="21"/>
-        </w:rPr>
-        <w:t>Numpy</w:t>
-      </w:r>
-      <w:proofErr w:type="spellEnd"/>
-      <w:r>
-        <w:rPr>
-          <w:sz w:val="18"/>
-          <w:szCs w:val="21"/>
-        </w:rPr>
-        <w:t xml:space="preserve"> &amp; Pandas libraries), SQL, R Programming, </w:t>
-      </w:r>
-      <w:r>
-        <w:rPr>
-          <w:sz w:val="18"/>
-          <w:szCs w:val="21"/>
-        </w:rPr>
-        <w:t>FactSet Financial Research Terminal</w:t>
-      </w:r>
-      <w:r>
-        <w:rPr>
-          <w:sz w:val="18"/>
-          <w:szCs w:val="21"/>
-        </w:rPr>
-        <w:t>, Bloomberg Terminal</w:t>
-      </w:r>
-      <w:r>
-        <w:rPr>
-          <w:sz w:val="18"/>
-          <w:szCs w:val="21"/>
-        </w:rPr>
-        <w:t xml:space="preserve"> &amp;</w:t>
-      </w:r>
-      <w:r>
-        <w:rPr>
-          <w:sz w:val="18"/>
-          <w:szCs w:val="21"/>
-        </w:rPr>
-        <w:t xml:space="preserve"> </w:t>
-      </w:r>
-      <w:r>
-        <w:rPr>
-          <w:sz w:val="18"/>
-          <w:szCs w:val="21"/>
-        </w:rPr>
-        <w:t xml:space="preserve">Microsoft Office Applications, </w:t>
-      </w:r>
-      <w:r>
-        <w:rPr>
-          <w:sz w:val="18"/>
-          <w:szCs w:val="21"/>
-        </w:rPr>
-        <w:t>i</w:t>
-      </w:r>
-      <w:r>
-        <w:rPr>
-          <w:sz w:val="18"/>
-          <w:szCs w:val="21"/>
-        </w:rPr>
-        <w:t>ncludes Word, Excel, Access and PowerPoint</w:t>
-      </w:r>
-    </w:p>
-    <w:p>
-      <w:pPr>
-        <w:pStyle w:val="ListParagraph"/>
-        <w:numPr>
-          <w:ilvl w:val="0"/>
-          <w:numId w:val="25"/>
-        </w:numPr>
-        <w:spacing w:after="0" w:line="240" w:lineRule="auto"/>
-        <w:rPr>
-          <w:sz w:val="18"/>
-          <w:szCs w:val="21"/>
-        </w:rPr>
-      </w:pPr>
+        </w:rPr>
+        <w:t xml:space="preserve">• </w:t>
+      </w:r>
       <w:r>
         <w:rPr>
           <w:sz w:val="18"/>
@@ -1299,118 +1321,6 @@
 <file path=word/numbering.xml><?xml version="1.0" encoding="utf-8"?>
 <w:numbering xmlns:wpc="http://schemas.microsoft.com/office/word/2010/wordprocessingCanvas" xmlns:cx="http://schemas.microsoft.com/office/drawing/2014/chartex" xmlns:cx1="http://schemas.microsoft.com/office/drawing/2015/9/8/chartex" xmlns:cx2="http://schemas.microsoft.com/office/drawing/2015/10/21/chartex" xmlns:cx3="http://schemas.microsoft.com/office/drawing/2016/5/9/chartex" xmlns:cx4="http://schemas.microsoft.com/office/drawing/2016/5/10/chartex" xmlns:cx5="http://schemas.microsoft.com/office/drawing/2016/5/11/chartex" xmlns:cx6="http://schemas.microsoft.com/office/drawing/2016/5/12/chartex" xmlns:cx7="http://schemas.microsoft.com/office/drawing/2016/5/13/chartex" xmlns:cx8="http://schemas.microsoft.com/office/drawing/2016/5/14/chartex" xmlns:mc="http://schemas.openxmlformats.org/markup-compatibility/2006" xmlns:aink="http://schemas.microsoft.com/office/drawing/2016/ink" xmlns:am3d="http://schemas.microsoft.com/office/drawing/2017/model3d" xmlns:o="urn:schemas-microsoft-com:office:office" xmlns:r="http://schemas.openxmlformats.org/officeDocument/2006/relationships" xmlns:m="http://schemas.openxmlformats.org/officeDocument/2006/math" xmlns:v="urn:schemas-microsoft-com:vml" xmlns:wp14="http://schemas.microsoft.com/office/word/2010/wordprocessingDrawing" xmlns:wp="http://schemas.openxmlformats.org/drawingml/2006/wordprocessingDrawing" xmlns:w10="urn:schemas-microsoft-com:office:word" xmlns:w="http://schemas.openxmlformats.org/wordprocessingml/2006/main" xmlns:w14="http://schemas.microsoft.com/office/word/2010/wordml" xmlns:w15="http://schemas.microsoft.com/office/word/2012/wordml" xmlns:w16cid="http://schemas.microsoft.com/office/word/2016/wordml/cid" xmlns:w16se="http://schemas.microsoft.com/office/word/2015/wordml/symex" xmlns:wpg="http://schemas.microsoft.com/office/word/2010/wordprocessingGroup" xmlns:wpi="http://schemas.microsoft.com/office/word/2010/wordprocessingInk" xmlns:wne="http://schemas.microsoft.com/office/word/2006/wordml" xmlns:wps="http://schemas.microsoft.com/office/word/2010/wordprocessingShape" mc:Ignorable="w14 w15 w16se w16cid wp14">
   <w:abstractNum w:abstractNumId="0" w15:restartNumberingAfterBreak="0">
-    <w:nsid w:val="039C1EFF"/>
-    <w:multiLevelType w:val="hybridMultilevel"/>
-    <w:tmpl w:val="51440F88"/>
-    <w:lvl w:ilvl="0" w:tplc="4724AFD2">
-      <w:numFmt w:val="bullet"/>
-      <w:lvlText w:val="•"/>
-      <w:lvlJc w:val="left"/>
-      <w:pPr>
-        <w:ind w:left="720" w:hanging="360"/>
-      </w:pPr>
-      <w:rPr>
-        <w:rFonts w:ascii="Calibri" w:eastAsiaTheme="minorHAnsi" w:hAnsi="Calibri" w:cs="Calibri" w:hint="default"/>
-      </w:rPr>
-    </w:lvl>
-    <w:lvl w:ilvl="1" w:tplc="04090003">
-      <w:start w:val="1"/>
-      <w:numFmt w:val="bullet"/>
-      <w:lvlText w:val="o"/>
-      <w:lvlJc w:val="left"/>
-      <w:pPr>
-        <w:ind w:left="1440" w:hanging="360"/>
-      </w:pPr>
-      <w:rPr>
-        <w:rFonts w:ascii="Courier New" w:hAnsi="Courier New" w:cs="Courier New" w:hint="default"/>
-      </w:rPr>
-    </w:lvl>
-    <w:lvl w:ilvl="2" w:tplc="04090005" w:tentative="1">
-      <w:start w:val="1"/>
-      <w:numFmt w:val="bullet"/>
-      <w:lvlText w:val=""/>
-      <w:lvlJc w:val="left"/>
-      <w:pPr>
-        <w:ind w:left="2160" w:hanging="360"/>
-      </w:pPr>
-      <w:rPr>
-        <w:rFonts w:ascii="Wingdings" w:hAnsi="Wingdings" w:hint="default"/>
-      </w:rPr>
-    </w:lvl>
-    <w:lvl w:ilvl="3" w:tplc="04090001" w:tentative="1">
-      <w:start w:val="1"/>
-      <w:numFmt w:val="bullet"/>
-      <w:lvlText w:val=""/>
-      <w:lvlJc w:val="left"/>
-      <w:pPr>
-        <w:ind w:left="2880" w:hanging="360"/>
-      </w:pPr>
-      <w:rPr>
-        <w:rFonts w:ascii="Symbol" w:hAnsi="Symbol" w:hint="default"/>
-      </w:rPr>
-    </w:lvl>
-    <w:lvl w:ilvl="4" w:tplc="04090003" w:tentative="1">
-      <w:start w:val="1"/>
-      <w:numFmt w:val="bullet"/>
-      <w:lvlText w:val="o"/>
-      <w:lvlJc w:val="left"/>
-      <w:pPr>
-        <w:ind w:left="3600" w:hanging="360"/>
-      </w:pPr>
-      <w:rPr>
-        <w:rFonts w:ascii="Courier New" w:hAnsi="Courier New" w:cs="Courier New" w:hint="default"/>
-      </w:rPr>
-    </w:lvl>
-    <w:lvl w:ilvl="5" w:tplc="04090005" w:tentative="1">
-      <w:start w:val="1"/>
-      <w:numFmt w:val="bullet"/>
-      <w:lvlText w:val=""/>
-      <w:lvlJc w:val="left"/>
-      <w:pPr>
-        <w:ind w:left="4320" w:hanging="360"/>
-      </w:pPr>
-      <w:rPr>
-        <w:rFonts w:ascii="Wingdings" w:hAnsi="Wingdings" w:hint="default"/>
-      </w:rPr>
-    </w:lvl>
-    <w:lvl w:ilvl="6" w:tplc="04090001" w:tentative="1">
-      <w:start w:val="1"/>
-      <w:numFmt w:val="bullet"/>
-      <w:lvlText w:val=""/>
-      <w:lvlJc w:val="left"/>
-      <w:pPr>
-        <w:ind w:left="5040" w:hanging="360"/>
-      </w:pPr>
-      <w:rPr>
-        <w:rFonts w:ascii="Symbol" w:hAnsi="Symbol" w:hint="default"/>
-      </w:rPr>
-    </w:lvl>
-    <w:lvl w:ilvl="7" w:tplc="04090003" w:tentative="1">
-      <w:start w:val="1"/>
-      <w:numFmt w:val="bullet"/>
-      <w:lvlText w:val="o"/>
-      <w:lvlJc w:val="left"/>
-      <w:pPr>
-        <w:ind w:left="5760" w:hanging="360"/>
-      </w:pPr>
-      <w:rPr>
-        <w:rFonts w:ascii="Courier New" w:hAnsi="Courier New" w:cs="Courier New" w:hint="default"/>
-      </w:rPr>
-    </w:lvl>
-    <w:lvl w:ilvl="8" w:tplc="04090005" w:tentative="1">
-      <w:start w:val="1"/>
-      <w:numFmt w:val="bullet"/>
-      <w:lvlText w:val=""/>
-      <w:lvlJc w:val="left"/>
-      <w:pPr>
-        <w:ind w:left="6480" w:hanging="360"/>
-      </w:pPr>
-      <w:rPr>
-        <w:rFonts w:ascii="Wingdings" w:hAnsi="Wingdings" w:hint="default"/>
-      </w:rPr>
-    </w:lvl>
-  </w:abstractNum>
-  <w:abstractNum w:abstractNumId="1" w15:restartNumberingAfterBreak="0">
     <w:nsid w:val="0B626944"/>
     <w:multiLevelType w:val="hybridMultilevel"/>
     <w:tmpl w:val="526460CA"/>
@@ -1523,7 +1433,7 @@
       </w:rPr>
     </w:lvl>
   </w:abstractNum>
-  <w:abstractNum w:abstractNumId="2" w15:restartNumberingAfterBreak="0">
+  <w:abstractNum w:abstractNumId="1" w15:restartNumberingAfterBreak="0">
     <w:nsid w:val="0C4C6518"/>
     <w:multiLevelType w:val="hybridMultilevel"/>
     <w:tmpl w:val="16D661E2"/>
@@ -1636,10 +1546,10 @@
       </w:rPr>
     </w:lvl>
   </w:abstractNum>
-  <w:abstractNum w:abstractNumId="3" w15:restartNumberingAfterBreak="0">
+  <w:abstractNum w:abstractNumId="2" w15:restartNumberingAfterBreak="0">
     <w:nsid w:val="196E4DC5"/>
     <w:multiLevelType w:val="hybridMultilevel"/>
-    <w:tmpl w:val="A11073BA"/>
+    <w:tmpl w:val="861A2562"/>
     <w:lvl w:ilvl="0" w:tplc="04090001">
       <w:start w:val="1"/>
       <w:numFmt w:val="bullet"/>
@@ -1652,7 +1562,119 @@
         <w:rFonts w:ascii="Symbol" w:hAnsi="Symbol" w:hint="default"/>
       </w:rPr>
     </w:lvl>
-    <w:lvl w:ilvl="1" w:tplc="04090003">
+    <w:lvl w:ilvl="1" w:tplc="04090003" w:tentative="1">
+      <w:start w:val="1"/>
+      <w:numFmt w:val="bullet"/>
+      <w:lvlText w:val="o"/>
+      <w:lvlJc w:val="left"/>
+      <w:pPr>
+        <w:ind w:left="2160" w:hanging="360"/>
+      </w:pPr>
+      <w:rPr>
+        <w:rFonts w:ascii="Courier New" w:hAnsi="Courier New" w:cs="Courier New" w:hint="default"/>
+      </w:rPr>
+    </w:lvl>
+    <w:lvl w:ilvl="2" w:tplc="04090005" w:tentative="1">
+      <w:start w:val="1"/>
+      <w:numFmt w:val="bullet"/>
+      <w:lvlText w:val=""/>
+      <w:lvlJc w:val="left"/>
+      <w:pPr>
+        <w:ind w:left="2880" w:hanging="360"/>
+      </w:pPr>
+      <w:rPr>
+        <w:rFonts w:ascii="Wingdings" w:hAnsi="Wingdings" w:hint="default"/>
+      </w:rPr>
+    </w:lvl>
+    <w:lvl w:ilvl="3" w:tplc="04090001" w:tentative="1">
+      <w:start w:val="1"/>
+      <w:numFmt w:val="bullet"/>
+      <w:lvlText w:val=""/>
+      <w:lvlJc w:val="left"/>
+      <w:pPr>
+        <w:ind w:left="3600" w:hanging="360"/>
+      </w:pPr>
+      <w:rPr>
+        <w:rFonts w:ascii="Symbol" w:hAnsi="Symbol" w:hint="default"/>
+      </w:rPr>
+    </w:lvl>
+    <w:lvl w:ilvl="4" w:tplc="04090003" w:tentative="1">
+      <w:start w:val="1"/>
+      <w:numFmt w:val="bullet"/>
+      <w:lvlText w:val="o"/>
+      <w:lvlJc w:val="left"/>
+      <w:pPr>
+        <w:ind w:left="4320" w:hanging="360"/>
+      </w:pPr>
+      <w:rPr>
+        <w:rFonts w:ascii="Courier New" w:hAnsi="Courier New" w:cs="Courier New" w:hint="default"/>
+      </w:rPr>
+    </w:lvl>
+    <w:lvl w:ilvl="5" w:tplc="04090005" w:tentative="1">
+      <w:start w:val="1"/>
+      <w:numFmt w:val="bullet"/>
+      <w:lvlText w:val=""/>
+      <w:lvlJc w:val="left"/>
+      <w:pPr>
+        <w:ind w:left="5040" w:hanging="360"/>
+      </w:pPr>
+      <w:rPr>
+        <w:rFonts w:ascii="Wingdings" w:hAnsi="Wingdings" w:hint="default"/>
+      </w:rPr>
+    </w:lvl>
+    <w:lvl w:ilvl="6" w:tplc="04090001" w:tentative="1">
+      <w:start w:val="1"/>
+      <w:numFmt w:val="bullet"/>
+      <w:lvlText w:val=""/>
+      <w:lvlJc w:val="left"/>
+      <w:pPr>
+        <w:ind w:left="5760" w:hanging="360"/>
+      </w:pPr>
+      <w:rPr>
+        <w:rFonts w:ascii="Symbol" w:hAnsi="Symbol" w:hint="default"/>
+      </w:rPr>
+    </w:lvl>
+    <w:lvl w:ilvl="7" w:tplc="04090003" w:tentative="1">
+      <w:start w:val="1"/>
+      <w:numFmt w:val="bullet"/>
+      <w:lvlText w:val="o"/>
+      <w:lvlJc w:val="left"/>
+      <w:pPr>
+        <w:ind w:left="6480" w:hanging="360"/>
+      </w:pPr>
+      <w:rPr>
+        <w:rFonts w:ascii="Courier New" w:hAnsi="Courier New" w:cs="Courier New" w:hint="default"/>
+      </w:rPr>
+    </w:lvl>
+    <w:lvl w:ilvl="8" w:tplc="04090005" w:tentative="1">
+      <w:start w:val="1"/>
+      <w:numFmt w:val="bullet"/>
+      <w:lvlText w:val=""/>
+      <w:lvlJc w:val="left"/>
+      <w:pPr>
+        <w:ind w:left="7200" w:hanging="360"/>
+      </w:pPr>
+      <w:rPr>
+        <w:rFonts w:ascii="Wingdings" w:hAnsi="Wingdings" w:hint="default"/>
+      </w:rPr>
+    </w:lvl>
+  </w:abstractNum>
+  <w:abstractNum w:abstractNumId="3" w15:restartNumberingAfterBreak="0">
+    <w:nsid w:val="1E0B4677"/>
+    <w:multiLevelType w:val="hybridMultilevel"/>
+    <w:tmpl w:val="302667D0"/>
+    <w:lvl w:ilvl="0" w:tplc="4724AFD2">
+      <w:numFmt w:val="bullet"/>
+      <w:lvlText w:val="•"/>
+      <w:lvlJc w:val="left"/>
+      <w:pPr>
+        <w:ind w:left="1440" w:hanging="360"/>
+      </w:pPr>
+      <w:rPr>
+        <w:rFonts w:ascii="Calibri" w:eastAsiaTheme="minorHAnsi" w:hAnsi="Calibri" w:cs="Calibri" w:hint="default"/>
+      </w:rPr>
+    </w:lvl>
+    <w:lvl w:ilvl="1" w:tplc="04090003" w:tentative="1">
       <w:start w:val="1"/>
       <w:numFmt w:val="bullet"/>
       <w:lvlText w:val="o"/>
@@ -1750,118 +1772,6 @@
     </w:lvl>
   </w:abstractNum>
   <w:abstractNum w:abstractNumId="4" w15:restartNumberingAfterBreak="0">
-    <w:nsid w:val="1E0B4677"/>
-    <w:multiLevelType w:val="hybridMultilevel"/>
-    <w:tmpl w:val="08863B6C"/>
-    <w:lvl w:ilvl="0" w:tplc="4724AFD2">
-      <w:numFmt w:val="bullet"/>
-      <w:lvlText w:val="•"/>
-      <w:lvlJc w:val="left"/>
-      <w:pPr>
-        <w:ind w:left="1440" w:hanging="360"/>
-      </w:pPr>
-      <w:rPr>
-        <w:rFonts w:ascii="Calibri" w:eastAsiaTheme="minorHAnsi" w:hAnsi="Calibri" w:cs="Calibri" w:hint="default"/>
-      </w:rPr>
-    </w:lvl>
-    <w:lvl w:ilvl="1" w:tplc="04090003">
-      <w:start w:val="1"/>
-      <w:numFmt w:val="bullet"/>
-      <w:lvlText w:val="o"/>
-      <w:lvlJc w:val="left"/>
-      <w:pPr>
-        <w:ind w:left="2160" w:hanging="360"/>
-      </w:pPr>
-      <w:rPr>
-        <w:rFonts w:ascii="Courier New" w:hAnsi="Courier New" w:cs="Courier New" w:hint="default"/>
-      </w:rPr>
-    </w:lvl>
-    <w:lvl w:ilvl="2" w:tplc="04090005" w:tentative="1">
-      <w:start w:val="1"/>
-      <w:numFmt w:val="bullet"/>
-      <w:lvlText w:val=""/>
-      <w:lvlJc w:val="left"/>
-      <w:pPr>
-        <w:ind w:left="2880" w:hanging="360"/>
-      </w:pPr>
-      <w:rPr>
-        <w:rFonts w:ascii="Wingdings" w:hAnsi="Wingdings" w:hint="default"/>
-      </w:rPr>
-    </w:lvl>
-    <w:lvl w:ilvl="3" w:tplc="04090001" w:tentative="1">
-      <w:start w:val="1"/>
-      <w:numFmt w:val="bullet"/>
-      <w:lvlText w:val=""/>
-      <w:lvlJc w:val="left"/>
-      <w:pPr>
-        <w:ind w:left="3600" w:hanging="360"/>
-      </w:pPr>
-      <w:rPr>
-        <w:rFonts w:ascii="Symbol" w:hAnsi="Symbol" w:hint="default"/>
-      </w:rPr>
-    </w:lvl>
-    <w:lvl w:ilvl="4" w:tplc="04090003" w:tentative="1">
-      <w:start w:val="1"/>
-      <w:numFmt w:val="bullet"/>
-      <w:lvlText w:val="o"/>
-      <w:lvlJc w:val="left"/>
-      <w:pPr>
-        <w:ind w:left="4320" w:hanging="360"/>
-      </w:pPr>
-      <w:rPr>
-        <w:rFonts w:ascii="Courier New" w:hAnsi="Courier New" w:cs="Courier New" w:hint="default"/>
-      </w:rPr>
-    </w:lvl>
-    <w:lvl w:ilvl="5" w:tplc="04090005" w:tentative="1">
-      <w:start w:val="1"/>
-      <w:numFmt w:val="bullet"/>
-      <w:lvlText w:val=""/>
-      <w:lvlJc w:val="left"/>
-      <w:pPr>
-        <w:ind w:left="5040" w:hanging="360"/>
-      </w:pPr>
-      <w:rPr>
-        <w:rFonts w:ascii="Wingdings" w:hAnsi="Wingdings" w:hint="default"/>
-      </w:rPr>
-    </w:lvl>
-    <w:lvl w:ilvl="6" w:tplc="04090001" w:tentative="1">
-      <w:start w:val="1"/>
-      <w:numFmt w:val="bullet"/>
-      <w:lvlText w:val=""/>
-      <w:lvlJc w:val="left"/>
-      <w:pPr>
-        <w:ind w:left="5760" w:hanging="360"/>
-      </w:pPr>
-      <w:rPr>
-        <w:rFonts w:ascii="Symbol" w:hAnsi="Symbol" w:hint="default"/>
-      </w:rPr>
-    </w:lvl>
-    <w:lvl w:ilvl="7" w:tplc="04090003" w:tentative="1">
-      <w:start w:val="1"/>
-      <w:numFmt w:val="bullet"/>
-      <w:lvlText w:val="o"/>
-      <w:lvlJc w:val="left"/>
-      <w:pPr>
-        <w:ind w:left="6480" w:hanging="360"/>
-      </w:pPr>
-      <w:rPr>
-        <w:rFonts w:ascii="Courier New" w:hAnsi="Courier New" w:cs="Courier New" w:hint="default"/>
-      </w:rPr>
-    </w:lvl>
-    <w:lvl w:ilvl="8" w:tplc="04090005" w:tentative="1">
-      <w:start w:val="1"/>
-      <w:numFmt w:val="bullet"/>
-      <w:lvlText w:val=""/>
-      <w:lvlJc w:val="left"/>
-      <w:pPr>
-        <w:ind w:left="7200" w:hanging="360"/>
-      </w:pPr>
-      <w:rPr>
-        <w:rFonts w:ascii="Wingdings" w:hAnsi="Wingdings" w:hint="default"/>
-      </w:rPr>
-    </w:lvl>
-  </w:abstractNum>
-  <w:abstractNum w:abstractNumId="5" w15:restartNumberingAfterBreak="0">
     <w:nsid w:val="1F1B049E"/>
     <w:multiLevelType w:val="hybridMultilevel"/>
     <w:tmpl w:val="ABC2DCA0"/>
@@ -1974,7 +1884,7 @@
       </w:rPr>
     </w:lvl>
   </w:abstractNum>
-  <w:abstractNum w:abstractNumId="6" w15:restartNumberingAfterBreak="0">
+  <w:abstractNum w:abstractNumId="5" w15:restartNumberingAfterBreak="0">
     <w:nsid w:val="212548E0"/>
     <w:multiLevelType w:val="hybridMultilevel"/>
     <w:tmpl w:val="CACED15E"/>
@@ -2086,7 +1996,7 @@
       </w:rPr>
     </w:lvl>
   </w:abstractNum>
-  <w:abstractNum w:abstractNumId="7" w15:restartNumberingAfterBreak="0">
+  <w:abstractNum w:abstractNumId="6" w15:restartNumberingAfterBreak="0">
     <w:nsid w:val="21E80A0C"/>
     <w:multiLevelType w:val="hybridMultilevel"/>
     <w:tmpl w:val="196A5538"/>
@@ -2199,7 +2109,7 @@
       </w:rPr>
     </w:lvl>
   </w:abstractNum>
-  <w:abstractNum w:abstractNumId="8" w15:restartNumberingAfterBreak="0">
+  <w:abstractNum w:abstractNumId="7" w15:restartNumberingAfterBreak="0">
     <w:nsid w:val="22E0194D"/>
     <w:multiLevelType w:val="hybridMultilevel"/>
     <w:tmpl w:val="B6B0F592"/>
@@ -2312,7 +2222,7 @@
       </w:rPr>
     </w:lvl>
   </w:abstractNum>
-  <w:abstractNum w:abstractNumId="9" w15:restartNumberingAfterBreak="0">
+  <w:abstractNum w:abstractNumId="8" w15:restartNumberingAfterBreak="0">
     <w:nsid w:val="269317D6"/>
     <w:multiLevelType w:val="hybridMultilevel"/>
     <w:tmpl w:val="4F446256"/>
@@ -2425,7 +2335,7 @@
       </w:rPr>
     </w:lvl>
   </w:abstractNum>
-  <w:abstractNum w:abstractNumId="10" w15:restartNumberingAfterBreak="0">
+  <w:abstractNum w:abstractNumId="9" w15:restartNumberingAfterBreak="0">
     <w:nsid w:val="2727378C"/>
     <w:multiLevelType w:val="hybridMultilevel"/>
     <w:tmpl w:val="668212E0"/>
@@ -2538,10 +2448,10 @@
       </w:rPr>
     </w:lvl>
   </w:abstractNum>
-  <w:abstractNum w:abstractNumId="11" w15:restartNumberingAfterBreak="0">
+  <w:abstractNum w:abstractNumId="10" w15:restartNumberingAfterBreak="0">
     <w:nsid w:val="27896080"/>
     <w:multiLevelType w:val="hybridMultilevel"/>
-    <w:tmpl w:val="2CE6F916"/>
+    <w:tmpl w:val="BEA2EB38"/>
     <w:lvl w:ilvl="0" w:tplc="4724AFD2">
       <w:numFmt w:val="bullet"/>
       <w:lvlText w:val="•"/>
@@ -2553,7 +2463,7 @@
         <w:rFonts w:ascii="Calibri" w:eastAsiaTheme="minorHAnsi" w:hAnsi="Calibri" w:cs="Calibri" w:hint="default"/>
       </w:rPr>
     </w:lvl>
-    <w:lvl w:ilvl="1" w:tplc="04090003">
+    <w:lvl w:ilvl="1" w:tplc="04090003" w:tentative="1">
       <w:start w:val="1"/>
       <w:numFmt w:val="bullet"/>
       <w:lvlText w:val="o"/>
@@ -2650,7 +2560,7 @@
       </w:rPr>
     </w:lvl>
   </w:abstractNum>
-  <w:abstractNum w:abstractNumId="12" w15:restartNumberingAfterBreak="0">
+  <w:abstractNum w:abstractNumId="11" w15:restartNumberingAfterBreak="0">
     <w:nsid w:val="28B55F45"/>
     <w:multiLevelType w:val="hybridMultilevel"/>
     <w:tmpl w:val="4FA4C9AE"/>
@@ -2763,7 +2673,7 @@
       </w:rPr>
     </w:lvl>
   </w:abstractNum>
-  <w:abstractNum w:abstractNumId="13" w15:restartNumberingAfterBreak="0">
+  <w:abstractNum w:abstractNumId="12" w15:restartNumberingAfterBreak="0">
     <w:nsid w:val="2FE05CAC"/>
     <w:multiLevelType w:val="hybridMultilevel"/>
     <w:tmpl w:val="DB6C387A"/>
@@ -2876,7 +2786,7 @@
       </w:rPr>
     </w:lvl>
   </w:abstractNum>
-  <w:abstractNum w:abstractNumId="14" w15:restartNumberingAfterBreak="0">
+  <w:abstractNum w:abstractNumId="13" w15:restartNumberingAfterBreak="0">
     <w:nsid w:val="314B518F"/>
     <w:multiLevelType w:val="hybridMultilevel"/>
     <w:tmpl w:val="54081014"/>
@@ -2989,7 +2899,7 @@
       </w:rPr>
     </w:lvl>
   </w:abstractNum>
-  <w:abstractNum w:abstractNumId="15" w15:restartNumberingAfterBreak="0">
+  <w:abstractNum w:abstractNumId="14" w15:restartNumberingAfterBreak="0">
     <w:nsid w:val="3575013A"/>
     <w:multiLevelType w:val="hybridMultilevel"/>
     <w:tmpl w:val="9BA6B47C"/>
@@ -3102,7 +3012,7 @@
       </w:rPr>
     </w:lvl>
   </w:abstractNum>
-  <w:abstractNum w:abstractNumId="16" w15:restartNumberingAfterBreak="0">
+  <w:abstractNum w:abstractNumId="15" w15:restartNumberingAfterBreak="0">
     <w:nsid w:val="368F45BD"/>
     <w:multiLevelType w:val="hybridMultilevel"/>
     <w:tmpl w:val="5770BEAA"/>
@@ -3215,120 +3125,7 @@
       </w:rPr>
     </w:lvl>
   </w:abstractNum>
-  <w:abstractNum w:abstractNumId="17" w15:restartNumberingAfterBreak="0">
-    <w:nsid w:val="39651406"/>
-    <w:multiLevelType w:val="hybridMultilevel"/>
-    <w:tmpl w:val="C1EABB32"/>
-    <w:lvl w:ilvl="0" w:tplc="04090003">
-      <w:start w:val="1"/>
-      <w:numFmt w:val="bullet"/>
-      <w:lvlText w:val="o"/>
-      <w:lvlJc w:val="left"/>
-      <w:pPr>
-        <w:ind w:left="720" w:hanging="360"/>
-      </w:pPr>
-      <w:rPr>
-        <w:rFonts w:ascii="Courier New" w:hAnsi="Courier New" w:cs="Courier New" w:hint="default"/>
-      </w:rPr>
-    </w:lvl>
-    <w:lvl w:ilvl="1" w:tplc="04090003" w:tentative="1">
-      <w:start w:val="1"/>
-      <w:numFmt w:val="bullet"/>
-      <w:lvlText w:val="o"/>
-      <w:lvlJc w:val="left"/>
-      <w:pPr>
-        <w:ind w:left="1440" w:hanging="360"/>
-      </w:pPr>
-      <w:rPr>
-        <w:rFonts w:ascii="Courier New" w:hAnsi="Courier New" w:cs="Courier New" w:hint="default"/>
-      </w:rPr>
-    </w:lvl>
-    <w:lvl w:ilvl="2" w:tplc="04090005" w:tentative="1">
-      <w:start w:val="1"/>
-      <w:numFmt w:val="bullet"/>
-      <w:lvlText w:val=""/>
-      <w:lvlJc w:val="left"/>
-      <w:pPr>
-        <w:ind w:left="2160" w:hanging="360"/>
-      </w:pPr>
-      <w:rPr>
-        <w:rFonts w:ascii="Wingdings" w:hAnsi="Wingdings" w:hint="default"/>
-      </w:rPr>
-    </w:lvl>
-    <w:lvl w:ilvl="3" w:tplc="04090001" w:tentative="1">
-      <w:start w:val="1"/>
-      <w:numFmt w:val="bullet"/>
-      <w:lvlText w:val=""/>
-      <w:lvlJc w:val="left"/>
-      <w:pPr>
-        <w:ind w:left="2880" w:hanging="360"/>
-      </w:pPr>
-      <w:rPr>
-        <w:rFonts w:ascii="Symbol" w:hAnsi="Symbol" w:hint="default"/>
-      </w:rPr>
-    </w:lvl>
-    <w:lvl w:ilvl="4" w:tplc="04090003" w:tentative="1">
-      <w:start w:val="1"/>
-      <w:numFmt w:val="bullet"/>
-      <w:lvlText w:val="o"/>
-      <w:lvlJc w:val="left"/>
-      <w:pPr>
-        <w:ind w:left="3600" w:hanging="360"/>
-      </w:pPr>
-      <w:rPr>
-        <w:rFonts w:ascii="Courier New" w:hAnsi="Courier New" w:cs="Courier New" w:hint="default"/>
-      </w:rPr>
-    </w:lvl>
-    <w:lvl w:ilvl="5" w:tplc="04090005" w:tentative="1">
-      <w:start w:val="1"/>
-      <w:numFmt w:val="bullet"/>
-      <w:lvlText w:val=""/>
-      <w:lvlJc w:val="left"/>
-      <w:pPr>
-        <w:ind w:left="4320" w:hanging="360"/>
-      </w:pPr>
-      <w:rPr>
-        <w:rFonts w:ascii="Wingdings" w:hAnsi="Wingdings" w:hint="default"/>
-      </w:rPr>
-    </w:lvl>
-    <w:lvl w:ilvl="6" w:tplc="04090001" w:tentative="1">
-      <w:start w:val="1"/>
-      <w:numFmt w:val="bullet"/>
-      <w:lvlText w:val=""/>
-      <w:lvlJc w:val="left"/>
-      <w:pPr>
-        <w:ind w:left="5040" w:hanging="360"/>
-      </w:pPr>
-      <w:rPr>
-        <w:rFonts w:ascii="Symbol" w:hAnsi="Symbol" w:hint="default"/>
-      </w:rPr>
-    </w:lvl>
-    <w:lvl w:ilvl="7" w:tplc="04090003" w:tentative="1">
-      <w:start w:val="1"/>
-      <w:numFmt w:val="bullet"/>
-      <w:lvlText w:val="o"/>
-      <w:lvlJc w:val="left"/>
-      <w:pPr>
-        <w:ind w:left="5760" w:hanging="360"/>
-      </w:pPr>
-      <w:rPr>
-        <w:rFonts w:ascii="Courier New" w:hAnsi="Courier New" w:cs="Courier New" w:hint="default"/>
-      </w:rPr>
-    </w:lvl>
-    <w:lvl w:ilvl="8" w:tplc="04090005" w:tentative="1">
-      <w:start w:val="1"/>
-      <w:numFmt w:val="bullet"/>
-      <w:lvlText w:val=""/>
-      <w:lvlJc w:val="left"/>
-      <w:pPr>
-        <w:ind w:left="6480" w:hanging="360"/>
-      </w:pPr>
-      <w:rPr>
-        <w:rFonts w:ascii="Wingdings" w:hAnsi="Wingdings" w:hint="default"/>
-      </w:rPr>
-    </w:lvl>
-  </w:abstractNum>
-  <w:abstractNum w:abstractNumId="18" w15:restartNumberingAfterBreak="0">
+  <w:abstractNum w:abstractNumId="16" w15:restartNumberingAfterBreak="0">
     <w:nsid w:val="3CB11C64"/>
     <w:multiLevelType w:val="hybridMultilevel"/>
     <w:tmpl w:val="8102B12A"/>
@@ -3440,7 +3237,7 @@
       </w:rPr>
     </w:lvl>
   </w:abstractNum>
-  <w:abstractNum w:abstractNumId="19" w15:restartNumberingAfterBreak="0">
+  <w:abstractNum w:abstractNumId="17" w15:restartNumberingAfterBreak="0">
     <w:nsid w:val="3DEE04AE"/>
     <w:multiLevelType w:val="hybridMultilevel"/>
     <w:tmpl w:val="86165F3C"/>
@@ -3553,7 +3350,7 @@
       </w:rPr>
     </w:lvl>
   </w:abstractNum>
-  <w:abstractNum w:abstractNumId="20" w15:restartNumberingAfterBreak="0">
+  <w:abstractNum w:abstractNumId="18" w15:restartNumberingAfterBreak="0">
     <w:nsid w:val="3F8E5F8C"/>
     <w:multiLevelType w:val="hybridMultilevel"/>
     <w:tmpl w:val="8D544C66"/>
@@ -3665,10 +3462,10 @@
       </w:rPr>
     </w:lvl>
   </w:abstractNum>
-  <w:abstractNum w:abstractNumId="21" w15:restartNumberingAfterBreak="0">
+  <w:abstractNum w:abstractNumId="19" w15:restartNumberingAfterBreak="0">
     <w:nsid w:val="3F9C72FE"/>
     <w:multiLevelType w:val="hybridMultilevel"/>
-    <w:tmpl w:val="F6769BAA"/>
+    <w:tmpl w:val="EFD8E378"/>
     <w:lvl w:ilvl="0" w:tplc="4724AFD2">
       <w:numFmt w:val="bullet"/>
       <w:lvlText w:val="•"/>
@@ -3704,7 +3501,7 @@
         <w:rFonts w:ascii="Wingdings" w:hAnsi="Wingdings" w:hint="default"/>
       </w:rPr>
     </w:lvl>
-    <w:lvl w:ilvl="3" w:tplc="04090001">
+    <w:lvl w:ilvl="3" w:tplc="04090001" w:tentative="1">
       <w:start w:val="1"/>
       <w:numFmt w:val="bullet"/>
       <w:lvlText w:val=""/>
@@ -3777,7 +3574,7 @@
       </w:rPr>
     </w:lvl>
   </w:abstractNum>
-  <w:abstractNum w:abstractNumId="22" w15:restartNumberingAfterBreak="0">
+  <w:abstractNum w:abstractNumId="20" w15:restartNumberingAfterBreak="0">
     <w:nsid w:val="44466166"/>
     <w:multiLevelType w:val="hybridMultilevel"/>
     <w:tmpl w:val="BF54837E"/>
@@ -3890,7 +3687,7 @@
       </w:rPr>
     </w:lvl>
   </w:abstractNum>
-  <w:abstractNum w:abstractNumId="23" w15:restartNumberingAfterBreak="0">
+  <w:abstractNum w:abstractNumId="21" w15:restartNumberingAfterBreak="0">
     <w:nsid w:val="529F53D2"/>
     <w:multiLevelType w:val="hybridMultilevel"/>
     <w:tmpl w:val="DCC6537A"/>
@@ -4003,7 +3800,7 @@
       </w:rPr>
     </w:lvl>
   </w:abstractNum>
-  <w:abstractNum w:abstractNumId="24" w15:restartNumberingAfterBreak="0">
+  <w:abstractNum w:abstractNumId="22" w15:restartNumberingAfterBreak="0">
     <w:nsid w:val="56361E8D"/>
     <w:multiLevelType w:val="hybridMultilevel"/>
     <w:tmpl w:val="5B5076B0"/>
@@ -4116,7 +3913,7 @@
       </w:rPr>
     </w:lvl>
   </w:abstractNum>
-  <w:abstractNum w:abstractNumId="25" w15:restartNumberingAfterBreak="0">
+  <w:abstractNum w:abstractNumId="23" w15:restartNumberingAfterBreak="0">
     <w:nsid w:val="60AB3A53"/>
     <w:multiLevelType w:val="hybridMultilevel"/>
     <w:tmpl w:val="A60EEA2C"/>
@@ -4229,119 +4026,7 @@
       </w:rPr>
     </w:lvl>
   </w:abstractNum>
-  <w:abstractNum w:abstractNumId="26" w15:restartNumberingAfterBreak="0">
-    <w:nsid w:val="6BEB5819"/>
-    <w:multiLevelType w:val="hybridMultilevel"/>
-    <w:tmpl w:val="1C821CE4"/>
-    <w:lvl w:ilvl="0" w:tplc="4724AFD2">
-      <w:numFmt w:val="bullet"/>
-      <w:lvlText w:val="•"/>
-      <w:lvlJc w:val="left"/>
-      <w:pPr>
-        <w:ind w:left="720" w:hanging="360"/>
-      </w:pPr>
-      <w:rPr>
-        <w:rFonts w:ascii="Calibri" w:eastAsiaTheme="minorHAnsi" w:hAnsi="Calibri" w:cs="Calibri" w:hint="default"/>
-      </w:rPr>
-    </w:lvl>
-    <w:lvl w:ilvl="1" w:tplc="04090003" w:tentative="1">
-      <w:start w:val="1"/>
-      <w:numFmt w:val="bullet"/>
-      <w:lvlText w:val="o"/>
-      <w:lvlJc w:val="left"/>
-      <w:pPr>
-        <w:ind w:left="1440" w:hanging="360"/>
-      </w:pPr>
-      <w:rPr>
-        <w:rFonts w:ascii="Courier New" w:hAnsi="Courier New" w:cs="Courier New" w:hint="default"/>
-      </w:rPr>
-    </w:lvl>
-    <w:lvl w:ilvl="2" w:tplc="04090005" w:tentative="1">
-      <w:start w:val="1"/>
-      <w:numFmt w:val="bullet"/>
-      <w:lvlText w:val=""/>
-      <w:lvlJc w:val="left"/>
-      <w:pPr>
-        <w:ind w:left="2160" w:hanging="360"/>
-      </w:pPr>
-      <w:rPr>
-        <w:rFonts w:ascii="Wingdings" w:hAnsi="Wingdings" w:hint="default"/>
-      </w:rPr>
-    </w:lvl>
-    <w:lvl w:ilvl="3" w:tplc="04090001" w:tentative="1">
-      <w:start w:val="1"/>
-      <w:numFmt w:val="bullet"/>
-      <w:lvlText w:val=""/>
-      <w:lvlJc w:val="left"/>
-      <w:pPr>
-        <w:ind w:left="2880" w:hanging="360"/>
-      </w:pPr>
-      <w:rPr>
-        <w:rFonts w:ascii="Symbol" w:hAnsi="Symbol" w:hint="default"/>
-      </w:rPr>
-    </w:lvl>
-    <w:lvl w:ilvl="4" w:tplc="04090003" w:tentative="1">
-      <w:start w:val="1"/>
-      <w:numFmt w:val="bullet"/>
-      <w:lvlText w:val="o"/>
-      <w:lvlJc w:val="left"/>
-      <w:pPr>
-        <w:ind w:left="3600" w:hanging="360"/>
-      </w:pPr>
-      <w:rPr>
-        <w:rFonts w:ascii="Courier New" w:hAnsi="Courier New" w:cs="Courier New" w:hint="default"/>
-      </w:rPr>
-    </w:lvl>
-    <w:lvl w:ilvl="5" w:tplc="04090005" w:tentative="1">
-      <w:start w:val="1"/>
-      <w:numFmt w:val="bullet"/>
-      <w:lvlText w:val=""/>
-      <w:lvlJc w:val="left"/>
-      <w:pPr>
-        <w:ind w:left="4320" w:hanging="360"/>
-      </w:pPr>
-      <w:rPr>
-        <w:rFonts w:ascii="Wingdings" w:hAnsi="Wingdings" w:hint="default"/>
-      </w:rPr>
-    </w:lvl>
-    <w:lvl w:ilvl="6" w:tplc="04090001" w:tentative="1">
-      <w:start w:val="1"/>
-      <w:numFmt w:val="bullet"/>
-      <w:lvlText w:val=""/>
-      <w:lvlJc w:val="left"/>
-      <w:pPr>
-        <w:ind w:left="5040" w:hanging="360"/>
-      </w:pPr>
-      <w:rPr>
-        <w:rFonts w:ascii="Symbol" w:hAnsi="Symbol" w:hint="default"/>
-      </w:rPr>
-    </w:lvl>
-    <w:lvl w:ilvl="7" w:tplc="04090003" w:tentative="1">
-      <w:start w:val="1"/>
-      <w:numFmt w:val="bullet"/>
-      <w:lvlText w:val="o"/>
-      <w:lvlJc w:val="left"/>
-      <w:pPr>
-        <w:ind w:left="5760" w:hanging="360"/>
-      </w:pPr>
-      <w:rPr>
-        <w:rFonts w:ascii="Courier New" w:hAnsi="Courier New" w:cs="Courier New" w:hint="default"/>
-      </w:rPr>
-    </w:lvl>
-    <w:lvl w:ilvl="8" w:tplc="04090005" w:tentative="1">
-      <w:start w:val="1"/>
-      <w:numFmt w:val="bullet"/>
-      <w:lvlText w:val=""/>
-      <w:lvlJc w:val="left"/>
-      <w:pPr>
-        <w:ind w:left="6480" w:hanging="360"/>
-      </w:pPr>
-      <w:rPr>
-        <w:rFonts w:ascii="Wingdings" w:hAnsi="Wingdings" w:hint="default"/>
-      </w:rPr>
-    </w:lvl>
-  </w:abstractNum>
-  <w:abstractNum w:abstractNumId="27" w15:restartNumberingAfterBreak="0">
+  <w:abstractNum w:abstractNumId="24" w15:restartNumberingAfterBreak="0">
     <w:nsid w:val="703277EC"/>
     <w:multiLevelType w:val="hybridMultilevel"/>
     <w:tmpl w:val="CFCA1B38"/>
@@ -4454,7 +4139,7 @@
       </w:rPr>
     </w:lvl>
   </w:abstractNum>
-  <w:abstractNum w:abstractNumId="28" w15:restartNumberingAfterBreak="0">
+  <w:abstractNum w:abstractNumId="25" w15:restartNumberingAfterBreak="0">
     <w:nsid w:val="70931489"/>
     <w:multiLevelType w:val="hybridMultilevel"/>
     <w:tmpl w:val="0B2E5CB8"/>
@@ -4567,10 +4252,10 @@
       </w:rPr>
     </w:lvl>
   </w:abstractNum>
-  <w:abstractNum w:abstractNumId="29" w15:restartNumberingAfterBreak="0">
+  <w:abstractNum w:abstractNumId="26" w15:restartNumberingAfterBreak="0">
     <w:nsid w:val="736A0A09"/>
     <w:multiLevelType w:val="hybridMultilevel"/>
-    <w:tmpl w:val="D92C0FCE"/>
+    <w:tmpl w:val="58227690"/>
     <w:lvl w:ilvl="0" w:tplc="4724AFD2">
       <w:numFmt w:val="bullet"/>
       <w:lvlText w:val="•"/>
@@ -4582,7 +4267,7 @@
         <w:rFonts w:ascii="Calibri" w:eastAsiaTheme="minorHAnsi" w:hAnsi="Calibri" w:cs="Calibri" w:hint="default"/>
       </w:rPr>
     </w:lvl>
-    <w:lvl w:ilvl="1" w:tplc="04090003">
+    <w:lvl w:ilvl="1" w:tplc="04090003" w:tentative="1">
       <w:start w:val="1"/>
       <w:numFmt w:val="bullet"/>
       <w:lvlText w:val="o"/>
@@ -4680,94 +4365,85 @@
     </w:lvl>
   </w:abstractNum>
   <w:num w:numId="1">
+    <w:abstractNumId w:val="4"/>
+  </w:num>
+  <w:num w:numId="2">
+    <w:abstractNumId w:val="23"/>
+  </w:num>
+  <w:num w:numId="3">
+    <w:abstractNumId w:val="22"/>
+  </w:num>
+  <w:num w:numId="4">
+    <w:abstractNumId w:val="6"/>
+  </w:num>
+  <w:num w:numId="5">
+    <w:abstractNumId w:val="12"/>
+  </w:num>
+  <w:num w:numId="6">
+    <w:abstractNumId w:val="21"/>
+  </w:num>
+  <w:num w:numId="7">
+    <w:abstractNumId w:val="14"/>
+  </w:num>
+  <w:num w:numId="8">
+    <w:abstractNumId w:val="8"/>
+  </w:num>
+  <w:num w:numId="9">
+    <w:abstractNumId w:val="13"/>
+  </w:num>
+  <w:num w:numId="10">
+    <w:abstractNumId w:val="25"/>
+  </w:num>
+  <w:num w:numId="11">
+    <w:abstractNumId w:val="7"/>
+  </w:num>
+  <w:num w:numId="12">
+    <w:abstractNumId w:val="15"/>
+  </w:num>
+  <w:num w:numId="13">
+    <w:abstractNumId w:val="9"/>
+  </w:num>
+  <w:num w:numId="14">
+    <w:abstractNumId w:val="1"/>
+  </w:num>
+  <w:num w:numId="15">
     <w:abstractNumId w:val="5"/>
   </w:num>
-  <w:num w:numId="2">
-    <w:abstractNumId w:val="25"/>
+  <w:num w:numId="16">
+    <w:abstractNumId w:val="20"/>
   </w:num>
-  <w:num w:numId="3">
+  <w:num w:numId="17">
+    <w:abstractNumId w:val="17"/>
+  </w:num>
+  <w:num w:numId="18">
+    <w:abstractNumId w:val="11"/>
+  </w:num>
+  <w:num w:numId="19">
+    <w:abstractNumId w:val="0"/>
+  </w:num>
+  <w:num w:numId="20">
+    <w:abstractNumId w:val="18"/>
+  </w:num>
+  <w:num w:numId="21">
+    <w:abstractNumId w:val="10"/>
+  </w:num>
+  <w:num w:numId="22">
+    <w:abstractNumId w:val="16"/>
+  </w:num>
+  <w:num w:numId="23">
+    <w:abstractNumId w:val="3"/>
+  </w:num>
+  <w:num w:numId="24">
+    <w:abstractNumId w:val="19"/>
+  </w:num>
+  <w:num w:numId="25">
+    <w:abstractNumId w:val="26"/>
+  </w:num>
+  <w:num w:numId="26">
     <w:abstractNumId w:val="24"/>
   </w:num>
-  <w:num w:numId="4">
-    <w:abstractNumId w:val="7"/>
-  </w:num>
-  <w:num w:numId="5">
-    <w:abstractNumId w:val="13"/>
-  </w:num>
-  <w:num w:numId="6">
-    <w:abstractNumId w:val="23"/>
-  </w:num>
-  <w:num w:numId="7">
-    <w:abstractNumId w:val="15"/>
-  </w:num>
-  <w:num w:numId="8">
-    <w:abstractNumId w:val="9"/>
-  </w:num>
-  <w:num w:numId="9">
-    <w:abstractNumId w:val="14"/>
-  </w:num>
-  <w:num w:numId="10">
-    <w:abstractNumId w:val="28"/>
-  </w:num>
-  <w:num w:numId="11">
-    <w:abstractNumId w:val="8"/>
-  </w:num>
-  <w:num w:numId="12">
-    <w:abstractNumId w:val="16"/>
-  </w:num>
-  <w:num w:numId="13">
-    <w:abstractNumId w:val="10"/>
-  </w:num>
-  <w:num w:numId="14">
+  <w:num w:numId="27">
     <w:abstractNumId w:val="2"/>
-  </w:num>
-  <w:num w:numId="15">
-    <w:abstractNumId w:val="6"/>
-  </w:num>
-  <w:num w:numId="16">
-    <w:abstractNumId w:val="22"/>
-  </w:num>
-  <w:num w:numId="17">
-    <w:abstractNumId w:val="19"/>
-  </w:num>
-  <w:num w:numId="18">
-    <w:abstractNumId w:val="12"/>
-  </w:num>
-  <w:num w:numId="19">
-    <w:abstractNumId w:val="1"/>
-  </w:num>
-  <w:num w:numId="20">
-    <w:abstractNumId w:val="20"/>
-  </w:num>
-  <w:num w:numId="21">
-    <w:abstractNumId w:val="11"/>
-  </w:num>
-  <w:num w:numId="22">
-    <w:abstractNumId w:val="18"/>
-  </w:num>
-  <w:num w:numId="23">
-    <w:abstractNumId w:val="4"/>
-  </w:num>
-  <w:num w:numId="24">
-    <w:abstractNumId w:val="21"/>
-  </w:num>
-  <w:num w:numId="25">
-    <w:abstractNumId w:val="29"/>
-  </w:num>
-  <w:num w:numId="26">
-    <w:abstractNumId w:val="27"/>
-  </w:num>
-  <w:num w:numId="27">
-    <w:abstractNumId w:val="3"/>
-  </w:num>
-  <w:num w:numId="28">
-    <w:abstractNumId w:val="0"/>
-  </w:num>
-  <w:num w:numId="29">
-    <w:abstractNumId w:val="26"/>
-  </w:num>
-  <w:num w:numId="30">
-    <w:abstractNumId w:val="17"/>
   </w:num>
 </w:numbering>
 </file>
@@ -5584,7 +5260,7 @@
 </file>
 
 <file path=customXml/itemProps1.xml><?xml version="1.0" encoding="utf-8"?>
-<ds:datastoreItem xmlns:ds="http://schemas.openxmlformats.org/officeDocument/2006/customXml" ds:itemID="{3F1E83F0-1927-4D60-89B4-A79FA7A8A816}">
+<ds:datastoreItem xmlns:ds="http://schemas.openxmlformats.org/officeDocument/2006/customXml" ds:itemID="{377B8D6F-8A4E-4B45-AD5A-CD1531C08A8F}">
   <ds:schemaRefs>
     <ds:schemaRef ds:uri="http://schemas.openxmlformats.org/officeDocument/2006/bibliography"/>
   </ds:schemaRefs>

--- a/resume/resume.docx
+++ b/resume/resume.docx
@@ -10,8 +10,6 @@
           <w:sz w:val="20"/>
         </w:rPr>
       </w:pPr>
-      <w:bookmarkStart w:id="0" w:name="_GoBack"/>
-      <w:bookmarkEnd w:id="0"/>
       <w:r>
         <w:rPr>
           <w:b/>
@@ -56,20 +54,6 @@
           <w:szCs w:val="21"/>
         </w:rPr>
         <w:t>, Baltimore, MD, April 2022 to Present</w:t>
-      </w:r>
-    </w:p>
-    <w:p>
-      <w:pPr>
-        <w:spacing w:after="0" w:line="240" w:lineRule="auto"/>
-        <w:rPr>
-          <w:sz w:val="18"/>
-        </w:rPr>
-      </w:pPr>
-      <w:r>
-        <w:rPr>
-          <w:sz w:val="18"/>
-        </w:rPr>
-        <w:t>• Create and maintain various R packages and Shiny applications to allow enhanced portfolio monitoring, model creation and analytical insights</w:t>
       </w:r>
     </w:p>
     <w:p>
@@ -82,6 +66,25 @@
         <w:spacing w:after="0" w:line="240" w:lineRule="auto"/>
         <w:rPr>
           <w:sz w:val="18"/>
+        </w:rPr>
+      </w:pPr>
+      <w:r>
+        <w:rPr>
+          <w:sz w:val="18"/>
+        </w:rPr>
+        <w:t>Create and maintain various R packages and Shiny applications to allow enhanced portfolio monitoring, model creation and analytical insights</w:t>
+      </w:r>
+    </w:p>
+    <w:p>
+      <w:pPr>
+        <w:pStyle w:val="ListParagraph"/>
+        <w:numPr>
+          <w:ilvl w:val="1"/>
+          <w:numId w:val="24"/>
+        </w:numPr>
+        <w:spacing w:after="0" w:line="240" w:lineRule="auto"/>
+        <w:rPr>
+          <w:sz w:val="18"/>
           <w:szCs w:val="21"/>
         </w:rPr>
       </w:pPr>
@@ -98,6 +101,147 @@
           <w:szCs w:val="21"/>
         </w:rPr>
         <w:t>reated the rambler package, an R package that allowed for AI chat management utilizing internal API endpoints to various LLM models. Utilized OOP concepts to maintain chat turns as well as register tools, which allowed execution of existing functions and processes using natural language.</w:t>
+      </w:r>
+    </w:p>
+    <w:p>
+      <w:pPr>
+        <w:pStyle w:val="ListParagraph"/>
+        <w:numPr>
+          <w:ilvl w:val="1"/>
+          <w:numId w:val="24"/>
+        </w:numPr>
+        <w:spacing w:after="0" w:line="240" w:lineRule="auto"/>
+        <w:rPr>
+          <w:sz w:val="18"/>
+          <w:szCs w:val="21"/>
+        </w:rPr>
+      </w:pPr>
+      <w:r>
+        <w:rPr>
+          <w:sz w:val="18"/>
+          <w:szCs w:val="21"/>
+        </w:rPr>
+        <w:t xml:space="preserve">Contributed to the creation &amp; maintenance of </w:t>
+      </w:r>
+      <w:r>
+        <w:rPr>
+          <w:sz w:val="18"/>
+          <w:szCs w:val="21"/>
+        </w:rPr>
+        <w:t>our</w:t>
+      </w:r>
+      <w:r>
+        <w:rPr>
+          <w:sz w:val="18"/>
+          <w:szCs w:val="21"/>
+        </w:rPr>
+        <w:t xml:space="preserve"> </w:t>
+      </w:r>
+      <w:proofErr w:type="spellStart"/>
+      <w:r>
+        <w:rPr>
+          <w:sz w:val="18"/>
+          <w:szCs w:val="21"/>
+        </w:rPr>
+        <w:t>ModelMaker</w:t>
+      </w:r>
+      <w:proofErr w:type="spellEnd"/>
+      <w:r>
+        <w:rPr>
+          <w:sz w:val="18"/>
+          <w:szCs w:val="21"/>
+        </w:rPr>
+        <w:t xml:space="preserve"> package which allowed portfolio creation based off master holdings with additional individual client constraints baked in, such as individual position caps, 5/40 compliant accounts or real time bets porting for clients with customized benchmarks.</w:t>
+      </w:r>
+    </w:p>
+    <w:p>
+      <w:pPr>
+        <w:pStyle w:val="ListParagraph"/>
+        <w:numPr>
+          <w:ilvl w:val="1"/>
+          <w:numId w:val="24"/>
+        </w:numPr>
+        <w:spacing w:after="0" w:line="240" w:lineRule="auto"/>
+        <w:rPr>
+          <w:sz w:val="18"/>
+          <w:szCs w:val="21"/>
+        </w:rPr>
+      </w:pPr>
+      <w:r>
+        <w:rPr>
+          <w:sz w:val="18"/>
+          <w:szCs w:val="21"/>
+        </w:rPr>
+        <w:t>Created various dashboards that allowed for real time position monitoring for clients with at all time position or sector caps</w:t>
+      </w:r>
+    </w:p>
+    <w:p>
+      <w:pPr>
+        <w:pStyle w:val="ListParagraph"/>
+        <w:numPr>
+          <w:ilvl w:val="1"/>
+          <w:numId w:val="24"/>
+        </w:numPr>
+        <w:spacing w:after="0" w:line="240" w:lineRule="auto"/>
+        <w:rPr>
+          <w:sz w:val="18"/>
+          <w:szCs w:val="21"/>
+        </w:rPr>
+      </w:pPr>
+      <w:r>
+        <w:rPr>
+          <w:sz w:val="18"/>
+          <w:szCs w:val="21"/>
+        </w:rPr>
+        <w:t xml:space="preserve">Contributed various functions to our </w:t>
+      </w:r>
+      <w:proofErr w:type="spellStart"/>
+      <w:r>
+        <w:rPr>
+          <w:sz w:val="18"/>
+          <w:szCs w:val="21"/>
+        </w:rPr>
+        <w:t>DataMaintenance</w:t>
+      </w:r>
+      <w:proofErr w:type="spellEnd"/>
+      <w:r>
+        <w:rPr>
+          <w:sz w:val="18"/>
+          <w:szCs w:val="21"/>
+        </w:rPr>
+        <w:t xml:space="preserve"> package, such as the </w:t>
+      </w:r>
+      <w:proofErr w:type="spellStart"/>
+      <w:r>
+        <w:rPr>
+          <w:sz w:val="18"/>
+          <w:szCs w:val="21"/>
+        </w:rPr>
+        <w:t>securityId</w:t>
+      </w:r>
+      <w:proofErr w:type="spellEnd"/>
+      <w:r>
+        <w:rPr>
+          <w:sz w:val="18"/>
+          <w:szCs w:val="21"/>
+        </w:rPr>
+        <w:t xml:space="preserve"> “best match” function that allowed various </w:t>
+      </w:r>
+      <w:proofErr w:type="spellStart"/>
+      <w:r>
+        <w:rPr>
+          <w:sz w:val="18"/>
+          <w:szCs w:val="21"/>
+        </w:rPr>
+        <w:t>securityId</w:t>
+      </w:r>
+      <w:proofErr w:type="spellEnd"/>
+      <w:r>
+        <w:rPr>
+          <w:sz w:val="18"/>
+          <w:szCs w:val="21"/>
+        </w:rPr>
+        <w:t xml:space="preserve"> look-ups based on optimal string alignment of security name</w:t>
       </w:r>
     </w:p>
     <w:p>
@@ -110,45 +254,50 @@
         <w:spacing w:after="0" w:line="240" w:lineRule="auto"/>
         <w:rPr>
           <w:sz w:val="18"/>
-          <w:szCs w:val="21"/>
-        </w:rPr>
-      </w:pPr>
-      <w:r>
-        <w:rPr>
-          <w:sz w:val="18"/>
-          <w:szCs w:val="21"/>
-        </w:rPr>
-        <w:t xml:space="preserve">Contributed to the creation &amp; maintenance of </w:t>
-      </w:r>
-      <w:r>
-        <w:rPr>
-          <w:sz w:val="18"/>
-          <w:szCs w:val="21"/>
-        </w:rPr>
-        <w:t>our</w:t>
-      </w:r>
-      <w:r>
-        <w:rPr>
-          <w:sz w:val="18"/>
-          <w:szCs w:val="21"/>
-        </w:rPr>
-        <w:t xml:space="preserve"> </w:t>
-      </w:r>
-      <w:proofErr w:type="spellStart"/>
-      <w:r>
-        <w:rPr>
-          <w:sz w:val="18"/>
-          <w:szCs w:val="21"/>
-        </w:rPr>
-        <w:t>ModelMaker</w:t>
-      </w:r>
-      <w:proofErr w:type="spellEnd"/>
-      <w:r>
-        <w:rPr>
-          <w:sz w:val="18"/>
-          <w:szCs w:val="21"/>
-        </w:rPr>
-        <w:t xml:space="preserve"> package which allowed portfolio creation based off master holdings with additional individual client constraints baked in, such as individual position caps, 5/40 compliant accounts or real time bets porting for clients with customized benchmarks.</w:t>
+        </w:rPr>
+      </w:pPr>
+      <w:r>
+        <w:rPr>
+          <w:sz w:val="18"/>
+        </w:rPr>
+        <w:t>Perform various ad-hoc analysis utilizing a variety of machine learning techniques and mathematical optimizations</w:t>
+      </w:r>
+    </w:p>
+    <w:p>
+      <w:pPr>
+        <w:pStyle w:val="ListParagraph"/>
+        <w:numPr>
+          <w:ilvl w:val="1"/>
+          <w:numId w:val="24"/>
+        </w:numPr>
+        <w:spacing w:after="0" w:line="240" w:lineRule="auto"/>
+        <w:rPr>
+          <w:sz w:val="18"/>
+        </w:rPr>
+      </w:pPr>
+      <w:r>
+        <w:rPr>
+          <w:sz w:val="18"/>
+        </w:rPr>
+        <w:t xml:space="preserve">Created a minimum funding portfolio replication tool utilizing the CVXPY library in Python, that utilized mixed integer linear programming to identify the minimum dollar amount required to replicate a portfolio given individual securities’ minimum lot </w:t>
+      </w:r>
+      <w:r>
+        <w:rPr>
+          <w:sz w:val="18"/>
+        </w:rPr>
+        <w:t xml:space="preserve">size </w:t>
+      </w:r>
+      <w:r>
+        <w:rPr>
+          <w:sz w:val="18"/>
+        </w:rPr>
+        <w:t xml:space="preserve">constraints as well as an additional </w:t>
+      </w:r>
+      <w:r>
+        <w:rPr>
+          <w:sz w:val="18"/>
+        </w:rPr>
+        <w:t>position size variance constraint</w:t>
       </w:r>
     </w:p>
     <w:p>
@@ -161,15 +310,13 @@
         <w:spacing w:after="0" w:line="240" w:lineRule="auto"/>
         <w:rPr>
           <w:sz w:val="18"/>
-          <w:szCs w:val="21"/>
-        </w:rPr>
-      </w:pPr>
-      <w:r>
-        <w:rPr>
-          <w:sz w:val="18"/>
-          <w:szCs w:val="21"/>
-        </w:rPr>
-        <w:t>Created various dashboards that allowed for real time position monitoring for clients with at all time position or sector caps</w:t>
+        </w:rPr>
+      </w:pPr>
+      <w:r>
+        <w:rPr>
+          <w:sz w:val="18"/>
+        </w:rPr>
+        <w:t>Created various web-scraping tools to enhance the firm’s available datasets</w:t>
       </w:r>
     </w:p>
     <w:p>
@@ -182,183 +329,48 @@
         <w:spacing w:after="0" w:line="240" w:lineRule="auto"/>
         <w:rPr>
           <w:sz w:val="18"/>
-          <w:szCs w:val="21"/>
-        </w:rPr>
-      </w:pPr>
-      <w:r>
-        <w:rPr>
-          <w:sz w:val="18"/>
-          <w:szCs w:val="21"/>
-        </w:rPr>
-        <w:t xml:space="preserve">Contributed various functions to our </w:t>
-      </w:r>
-      <w:proofErr w:type="spellStart"/>
-      <w:r>
-        <w:rPr>
-          <w:sz w:val="18"/>
-          <w:szCs w:val="21"/>
-        </w:rPr>
-        <w:t>DataMaintenance</w:t>
-      </w:r>
-      <w:proofErr w:type="spellEnd"/>
-      <w:r>
-        <w:rPr>
-          <w:sz w:val="18"/>
-          <w:szCs w:val="21"/>
-        </w:rPr>
-        <w:t xml:space="preserve"> package, such as the </w:t>
-      </w:r>
-      <w:proofErr w:type="spellStart"/>
-      <w:r>
-        <w:rPr>
-          <w:sz w:val="18"/>
-          <w:szCs w:val="21"/>
-        </w:rPr>
-        <w:t>securityId</w:t>
-      </w:r>
-      <w:proofErr w:type="spellEnd"/>
-      <w:r>
-        <w:rPr>
-          <w:sz w:val="18"/>
-          <w:szCs w:val="21"/>
-        </w:rPr>
-        <w:t xml:space="preserve"> “best match” function that allowed various </w:t>
-      </w:r>
-      <w:proofErr w:type="spellStart"/>
-      <w:r>
-        <w:rPr>
-          <w:sz w:val="18"/>
-          <w:szCs w:val="21"/>
-        </w:rPr>
-        <w:t>securityId</w:t>
-      </w:r>
-      <w:proofErr w:type="spellEnd"/>
-      <w:r>
-        <w:rPr>
-          <w:sz w:val="18"/>
-          <w:szCs w:val="21"/>
-        </w:rPr>
-        <w:t xml:space="preserve"> look-ups based on optimal string alignment of security name</w:t>
+        </w:rPr>
+      </w:pPr>
+      <w:r>
+        <w:rPr>
+          <w:sz w:val="18"/>
+        </w:rPr>
+        <w:t>Manage institutional portfolios through trade execution, as appropriate per client investment policy</w:t>
       </w:r>
     </w:p>
     <w:p>
       <w:pPr>
         <w:spacing w:after="0" w:line="240" w:lineRule="auto"/>
         <w:rPr>
-          <w:sz w:val="18"/>
-        </w:rPr>
-      </w:pPr>
-      <w:r>
-        <w:rPr>
-          <w:sz w:val="18"/>
-        </w:rPr>
-        <w:t xml:space="preserve">• </w:t>
-      </w:r>
-      <w:r>
-        <w:rPr>
-          <w:sz w:val="18"/>
-        </w:rPr>
-        <w:t>Perform various ad-hoc analysis utilizing a variety of machine learning techniques and mathematical optimizations</w:t>
-      </w:r>
+          <w:b/>
+          <w:sz w:val="16"/>
+        </w:rPr>
+      </w:pPr>
     </w:p>
     <w:p>
       <w:pPr>
-        <w:pStyle w:val="ListParagraph"/>
-        <w:numPr>
-          <w:ilvl w:val="0"/>
-          <w:numId w:val="27"/>
-        </w:numPr>
         <w:spacing w:after="0" w:line="240" w:lineRule="auto"/>
         <w:rPr>
           <w:sz w:val="18"/>
-        </w:rPr>
-      </w:pPr>
-      <w:r>
-        <w:rPr>
-          <w:sz w:val="18"/>
-        </w:rPr>
-        <w:t xml:space="preserve">Created a minimum funding portfolio replication tool utilizing the CVXPY library in Python, that utilized mixed integer linear programming to identify the minimum dollar amount required to replicate a portfolio given individual securities’ minimum lot </w:t>
-      </w:r>
-      <w:r>
-        <w:rPr>
-          <w:sz w:val="18"/>
-        </w:rPr>
-        <w:t xml:space="preserve">size </w:t>
-      </w:r>
-      <w:r>
-        <w:rPr>
-          <w:sz w:val="18"/>
-        </w:rPr>
-        <w:t xml:space="preserve">constraints as well as an additional </w:t>
-      </w:r>
-      <w:r>
-        <w:rPr>
-          <w:sz w:val="18"/>
-        </w:rPr>
-        <w:t>position size variance constraint</w:t>
-      </w:r>
-    </w:p>
-    <w:p>
-      <w:pPr>
-        <w:spacing w:after="0" w:line="240" w:lineRule="auto"/>
-        <w:rPr>
-          <w:sz w:val="18"/>
-        </w:rPr>
-      </w:pPr>
-      <w:r>
-        <w:rPr>
-          <w:sz w:val="18"/>
-        </w:rPr>
-        <w:t>• Created various web-scraping tools to enhance the firm’s available datasets</w:t>
-      </w:r>
-    </w:p>
-    <w:p>
-      <w:pPr>
-        <w:spacing w:after="0" w:line="240" w:lineRule="auto"/>
-        <w:rPr>
-          <w:sz w:val="18"/>
-        </w:rPr>
-      </w:pPr>
-      <w:r>
-        <w:rPr>
-          <w:sz w:val="18"/>
-        </w:rPr>
-        <w:t>• Manage institutional portfolios through trade execution, as appropriate per client investment policy</w:t>
-      </w:r>
-    </w:p>
-    <w:p>
-      <w:pPr>
-        <w:spacing w:after="0" w:line="240" w:lineRule="auto"/>
+          <w:szCs w:val="21"/>
+        </w:rPr>
+      </w:pPr>
+      <w:proofErr w:type="spellStart"/>
+      <w:r>
         <w:rPr>
           <w:b/>
-          <w:sz w:val="16"/>
-        </w:rPr>
-      </w:pPr>
-    </w:p>
-    <w:p>
-      <w:pPr>
-        <w:spacing w:after="0" w:line="240" w:lineRule="auto"/>
-        <w:rPr>
-          <w:sz w:val="18"/>
-          <w:szCs w:val="21"/>
-        </w:rPr>
-      </w:pPr>
-      <w:proofErr w:type="spellStart"/>
+          <w:sz w:val="18"/>
+          <w:szCs w:val="21"/>
+        </w:rPr>
+        <w:t>Truist</w:t>
+      </w:r>
+      <w:proofErr w:type="spellEnd"/>
       <w:r>
         <w:rPr>
           <w:b/>
           <w:sz w:val="18"/>
           <w:szCs w:val="21"/>
         </w:rPr>
-        <w:t>Truist</w:t>
-      </w:r>
-      <w:proofErr w:type="spellEnd"/>
-      <w:r>
-        <w:rPr>
-          <w:b/>
-          <w:sz w:val="18"/>
-          <w:szCs w:val="21"/>
-        </w:rPr>
         <w:t xml:space="preserve"> Foundations &amp; Endowments Specialty Practice,</w:t>
       </w:r>
       <w:r>
@@ -388,26 +400,6 @@
           <w:szCs w:val="21"/>
         </w:rPr>
         <w:t>March 2022</w:t>
-      </w:r>
-    </w:p>
-    <w:p>
-      <w:pPr>
-        <w:spacing w:after="0" w:line="240" w:lineRule="auto"/>
-        <w:rPr>
-          <w:sz w:val="18"/>
-        </w:rPr>
-      </w:pPr>
-      <w:r>
-        <w:rPr>
-          <w:sz w:val="18"/>
-        </w:rPr>
-        <w:t>• Conduct market and portfolio research, primarily utilizing FactSet Financial data applications</w:t>
-      </w:r>
-      <w:r>
-        <w:rPr>
-          <w:sz w:val="18"/>
-        </w:rPr>
-        <w:t xml:space="preserve"> as well as Python analytical libraries</w:t>
       </w:r>
     </w:p>
     <w:p>
@@ -420,6 +412,33 @@
         <w:spacing w:after="0" w:line="240" w:lineRule="auto"/>
         <w:rPr>
           <w:sz w:val="18"/>
+        </w:rPr>
+      </w:pPr>
+      <w:r>
+        <w:rPr>
+          <w:sz w:val="18"/>
+        </w:rPr>
+        <w:t>Conduct market and portfolio research, primarily utilizing FactSet Financial data applications</w:t>
+      </w:r>
+      <w:r>
+        <w:rPr>
+          <w:sz w:val="18"/>
+        </w:rPr>
+        <w:t xml:space="preserve"> as well as Python analytical libraries</w:t>
+      </w:r>
+      <w:bookmarkStart w:id="0" w:name="_GoBack"/>
+      <w:bookmarkEnd w:id="0"/>
+    </w:p>
+    <w:p>
+      <w:pPr>
+        <w:pStyle w:val="ListParagraph"/>
+        <w:numPr>
+          <w:ilvl w:val="1"/>
+          <w:numId w:val="24"/>
+        </w:numPr>
+        <w:spacing w:after="0" w:line="240" w:lineRule="auto"/>
+        <w:rPr>
+          <w:sz w:val="18"/>
           <w:szCs w:val="21"/>
         </w:rPr>
       </w:pPr>
@@ -429,6 +448,48 @@
           <w:szCs w:val="21"/>
         </w:rPr>
         <w:t>Perform Monte Carlo simulations &amp; utilize portfolio optimization functions to determine optimal asset allocation to meet client goals</w:t>
+      </w:r>
+    </w:p>
+    <w:p>
+      <w:pPr>
+        <w:pStyle w:val="ListParagraph"/>
+        <w:numPr>
+          <w:ilvl w:val="1"/>
+          <w:numId w:val="24"/>
+        </w:numPr>
+        <w:spacing w:after="0" w:line="240" w:lineRule="auto"/>
+        <w:rPr>
+          <w:sz w:val="18"/>
+          <w:szCs w:val="21"/>
+        </w:rPr>
+      </w:pPr>
+      <w:r>
+        <w:rPr>
+          <w:sz w:val="18"/>
+          <w:szCs w:val="21"/>
+        </w:rPr>
+        <w:t>Employ SPAR (Style, Performance &amp; Risk) returns-based analysis along with peer universe data to determine appropriate portfolio exposures</w:t>
+      </w:r>
+    </w:p>
+    <w:p>
+      <w:pPr>
+        <w:pStyle w:val="ListParagraph"/>
+        <w:numPr>
+          <w:ilvl w:val="1"/>
+          <w:numId w:val="24"/>
+        </w:numPr>
+        <w:spacing w:after="0" w:line="240" w:lineRule="auto"/>
+        <w:rPr>
+          <w:sz w:val="18"/>
+          <w:szCs w:val="21"/>
+        </w:rPr>
+      </w:pPr>
+      <w:r>
+        <w:rPr>
+          <w:sz w:val="18"/>
+          <w:szCs w:val="21"/>
+        </w:rPr>
+        <w:t>Carry out Attribution analysis to provide detailed breakdowns of the aspects of a fund manager’s performance</w:t>
       </w:r>
     </w:p>
     <w:p>
@@ -441,64 +502,13 @@
         <w:spacing w:after="0" w:line="240" w:lineRule="auto"/>
         <w:rPr>
           <w:sz w:val="18"/>
-          <w:szCs w:val="21"/>
-        </w:rPr>
-      </w:pPr>
-      <w:r>
-        <w:rPr>
-          <w:sz w:val="18"/>
-          <w:szCs w:val="21"/>
-        </w:rPr>
-        <w:t>Employ SPAR (Style, Performance &amp; Risk) returns-based analysis along with peer universe data to determine appropriate portfolio exposures</w:t>
-      </w:r>
-    </w:p>
-    <w:p>
-      <w:pPr>
-        <w:pStyle w:val="ListParagraph"/>
-        <w:numPr>
-          <w:ilvl w:val="0"/>
-          <w:numId w:val="24"/>
-        </w:numPr>
-        <w:spacing w:after="0" w:line="240" w:lineRule="auto"/>
-        <w:rPr>
-          <w:sz w:val="18"/>
-          <w:szCs w:val="21"/>
-        </w:rPr>
-      </w:pPr>
-      <w:r>
-        <w:rPr>
-          <w:sz w:val="18"/>
-          <w:szCs w:val="21"/>
-        </w:rPr>
-        <w:t>Carry out Attribution analysis to provide detailed breakdowns of the aspects of a fund manager’s performance</w:t>
-      </w:r>
-    </w:p>
-    <w:p>
-      <w:pPr>
-        <w:spacing w:after="0" w:line="240" w:lineRule="auto"/>
-        <w:rPr>
-          <w:sz w:val="18"/>
-        </w:rPr>
-      </w:pPr>
-      <w:r>
-        <w:rPr>
-          <w:sz w:val="18"/>
-        </w:rPr>
-        <w:t>• Manage institutional portfolios through trade execution, as appropriate per client investment policy</w:t>
-      </w:r>
-    </w:p>
-    <w:p>
-      <w:pPr>
-        <w:spacing w:after="0" w:line="240" w:lineRule="auto"/>
-        <w:rPr>
-          <w:sz w:val="18"/>
-        </w:rPr>
-      </w:pPr>
-      <w:r>
-        <w:rPr>
-          <w:sz w:val="18"/>
-        </w:rPr>
-        <w:t>• Compose informational research papers for distribution to current and prospective clients</w:t>
+        </w:rPr>
+      </w:pPr>
+      <w:r>
+        <w:rPr>
+          <w:sz w:val="18"/>
+        </w:rPr>
+        <w:t>Manage institutional portfolios through trade execution, as appropriate per client investment policy</w:t>
       </w:r>
     </w:p>
     <w:p>
@@ -516,24 +526,28 @@
       <w:r>
         <w:rPr>
           <w:sz w:val="18"/>
-          <w:szCs w:val="21"/>
-        </w:rPr>
-        <w:t>Researched and authored a white paper on Inflation Metrics and their validity as performance benchmarks</w:t>
+        </w:rPr>
+        <w:t>Compose informational research papers for distribution to current and prospective clients</w:t>
       </w:r>
     </w:p>
     <w:p>
       <w:pPr>
+        <w:pStyle w:val="ListParagraph"/>
+        <w:numPr>
+          <w:ilvl w:val="1"/>
+          <w:numId w:val="23"/>
+        </w:numPr>
         <w:spacing w:after="0" w:line="240" w:lineRule="auto"/>
         <w:rPr>
           <w:sz w:val="18"/>
-          <w:szCs w:val="21"/>
-        </w:rPr>
-      </w:pPr>
-      <w:r>
-        <w:rPr>
-          <w:sz w:val="18"/>
-        </w:rPr>
-        <w:t>• Provide administrative support in meeting client requests</w:t>
+        </w:rPr>
+      </w:pPr>
+      <w:r>
+        <w:rPr>
+          <w:sz w:val="18"/>
+          <w:szCs w:val="21"/>
+        </w:rPr>
+        <w:t>Researched and authored a white paper on Inflation Metrics and their validity as performance benchmarks</w:t>
       </w:r>
     </w:p>
     <w:p>
@@ -552,13 +566,33 @@
       <w:r>
         <w:rPr>
           <w:sz w:val="18"/>
-          <w:szCs w:val="21"/>
-        </w:rPr>
-        <w:t>Develop investment review books to provide clients with performance updates</w:t>
+        </w:rPr>
+        <w:t>Provide administrative support in meeting client requests</w:t>
       </w:r>
     </w:p>
     <w:p>
       <w:pPr>
+        <w:pStyle w:val="ListParagraph"/>
+        <w:numPr>
+          <w:ilvl w:val="1"/>
+          <w:numId w:val="21"/>
+        </w:numPr>
+        <w:spacing w:after="0" w:line="240" w:lineRule="auto"/>
+        <w:rPr>
+          <w:sz w:val="18"/>
+          <w:szCs w:val="21"/>
+        </w:rPr>
+      </w:pPr>
+      <w:r>
+        <w:rPr>
+          <w:sz w:val="18"/>
+          <w:szCs w:val="21"/>
+        </w:rPr>
+        <w:t>Develop investment review books to provide clients with performance updates</w:t>
+      </w:r>
+    </w:p>
+    <w:p>
+      <w:pPr>
         <w:spacing w:after="0" w:line="240" w:lineRule="auto"/>
         <w:rPr>
           <w:b/>
@@ -592,6 +626,11 @@
     </w:p>
     <w:p>
       <w:pPr>
+        <w:pStyle w:val="ListParagraph"/>
+        <w:numPr>
+          <w:ilvl w:val="0"/>
+          <w:numId w:val="21"/>
+        </w:numPr>
         <w:spacing w:after="0" w:line="240" w:lineRule="auto"/>
         <w:rPr>
           <w:sz w:val="18"/>
@@ -601,12 +640,6 @@
       <w:r>
         <w:rPr>
           <w:sz w:val="18"/>
-        </w:rPr>
-        <w:t xml:space="preserve">• </w:t>
-      </w:r>
-      <w:r>
-        <w:rPr>
-          <w:sz w:val="18"/>
           <w:szCs w:val="21"/>
         </w:rPr>
         <w:t xml:space="preserve">Analyze and reconcile </w:t>
@@ -626,28 +659,6 @@
           <w:szCs w:val="21"/>
         </w:rPr>
         <w:t xml:space="preserve"> suspense account and monthly statement prior to processing to ensure proper payment</w:t>
-      </w:r>
-    </w:p>
-    <w:p>
-      <w:pPr>
-        <w:spacing w:after="0" w:line="240" w:lineRule="auto"/>
-        <w:rPr>
-          <w:sz w:val="18"/>
-          <w:szCs w:val="21"/>
-        </w:rPr>
-      </w:pPr>
-      <w:r>
-        <w:rPr>
-          <w:sz w:val="18"/>
-        </w:rPr>
-        <w:t xml:space="preserve">• </w:t>
-      </w:r>
-      <w:r>
-        <w:rPr>
-          <w:sz w:val="18"/>
-          <w:szCs w:val="21"/>
-        </w:rPr>
-        <w:t>Calculate and analyze quarterly statistics of the state purchase card program, including:</w:t>
       </w:r>
     </w:p>
     <w:p>
@@ -668,7 +679,49 @@
           <w:sz w:val="18"/>
           <w:szCs w:val="21"/>
         </w:rPr>
+        <w:t>Calculate and analyze quarterly statistics of the state purchase card program, including:</w:t>
+      </w:r>
+    </w:p>
+    <w:p>
+      <w:pPr>
+        <w:pStyle w:val="ListParagraph"/>
+        <w:numPr>
+          <w:ilvl w:val="1"/>
+          <w:numId w:val="25"/>
+        </w:numPr>
+        <w:spacing w:after="0" w:line="240" w:lineRule="auto"/>
+        <w:rPr>
+          <w:sz w:val="18"/>
+          <w:szCs w:val="21"/>
+        </w:rPr>
+      </w:pPr>
+      <w:r>
+        <w:rPr>
+          <w:sz w:val="18"/>
+          <w:szCs w:val="21"/>
+        </w:rPr>
         <w:t>Calculate agencies’ utilization rate of charge card program and late payments to vendors</w:t>
+      </w:r>
+    </w:p>
+    <w:p>
+      <w:pPr>
+        <w:pStyle w:val="ListParagraph"/>
+        <w:numPr>
+          <w:ilvl w:val="1"/>
+          <w:numId w:val="25"/>
+        </w:numPr>
+        <w:spacing w:after="0" w:line="240" w:lineRule="auto"/>
+        <w:rPr>
+          <w:sz w:val="18"/>
+          <w:szCs w:val="21"/>
+        </w:rPr>
+      </w:pPr>
+      <w:r>
+        <w:rPr>
+          <w:sz w:val="18"/>
+          <w:szCs w:val="21"/>
+        </w:rPr>
+        <w:t>Estimate checks saved by implementing state issued credit cards</w:t>
       </w:r>
     </w:p>
     <w:p>
@@ -684,28 +737,6 @@
           <w:szCs w:val="21"/>
         </w:rPr>
       </w:pPr>
-      <w:r>
-        <w:rPr>
-          <w:sz w:val="18"/>
-          <w:szCs w:val="21"/>
-        </w:rPr>
-        <w:t>Estimate checks saved by implementing state issued credit cards</w:t>
-      </w:r>
-    </w:p>
-    <w:p>
-      <w:pPr>
-        <w:spacing w:after="0" w:line="240" w:lineRule="auto"/>
-        <w:rPr>
-          <w:sz w:val="18"/>
-          <w:szCs w:val="21"/>
-        </w:rPr>
-      </w:pPr>
-      <w:r>
-        <w:rPr>
-          <w:sz w:val="18"/>
-        </w:rPr>
-        <w:t xml:space="preserve">• </w:t>
-      </w:r>
       <w:r>
         <w:rPr>
           <w:sz w:val="18"/>
@@ -1547,6 +1578,119 @@
     </w:lvl>
   </w:abstractNum>
   <w:abstractNum w:abstractNumId="2" w15:restartNumberingAfterBreak="0">
+    <w:nsid w:val="0FFB4F09"/>
+    <w:multiLevelType w:val="hybridMultilevel"/>
+    <w:tmpl w:val="8E82B4F4"/>
+    <w:lvl w:ilvl="0" w:tplc="04090003">
+      <w:start w:val="1"/>
+      <w:numFmt w:val="bullet"/>
+      <w:lvlText w:val="o"/>
+      <w:lvlJc w:val="left"/>
+      <w:pPr>
+        <w:ind w:left="2160" w:hanging="360"/>
+      </w:pPr>
+      <w:rPr>
+        <w:rFonts w:ascii="Courier New" w:hAnsi="Courier New" w:cs="Courier New" w:hint="default"/>
+      </w:rPr>
+    </w:lvl>
+    <w:lvl w:ilvl="1" w:tplc="04090003" w:tentative="1">
+      <w:start w:val="1"/>
+      <w:numFmt w:val="bullet"/>
+      <w:lvlText w:val="o"/>
+      <w:lvlJc w:val="left"/>
+      <w:pPr>
+        <w:ind w:left="1440" w:hanging="360"/>
+      </w:pPr>
+      <w:rPr>
+        <w:rFonts w:ascii="Courier New" w:hAnsi="Courier New" w:cs="Courier New" w:hint="default"/>
+      </w:rPr>
+    </w:lvl>
+    <w:lvl w:ilvl="2" w:tplc="04090005" w:tentative="1">
+      <w:start w:val="1"/>
+      <w:numFmt w:val="bullet"/>
+      <w:lvlText w:val=""/>
+      <w:lvlJc w:val="left"/>
+      <w:pPr>
+        <w:ind w:left="2160" w:hanging="360"/>
+      </w:pPr>
+      <w:rPr>
+        <w:rFonts w:ascii="Wingdings" w:hAnsi="Wingdings" w:hint="default"/>
+      </w:rPr>
+    </w:lvl>
+    <w:lvl w:ilvl="3" w:tplc="04090001" w:tentative="1">
+      <w:start w:val="1"/>
+      <w:numFmt w:val="bullet"/>
+      <w:lvlText w:val=""/>
+      <w:lvlJc w:val="left"/>
+      <w:pPr>
+        <w:ind w:left="2880" w:hanging="360"/>
+      </w:pPr>
+      <w:rPr>
+        <w:rFonts w:ascii="Symbol" w:hAnsi="Symbol" w:hint="default"/>
+      </w:rPr>
+    </w:lvl>
+    <w:lvl w:ilvl="4" w:tplc="04090003" w:tentative="1">
+      <w:start w:val="1"/>
+      <w:numFmt w:val="bullet"/>
+      <w:lvlText w:val="o"/>
+      <w:lvlJc w:val="left"/>
+      <w:pPr>
+        <w:ind w:left="3600" w:hanging="360"/>
+      </w:pPr>
+      <w:rPr>
+        <w:rFonts w:ascii="Courier New" w:hAnsi="Courier New" w:cs="Courier New" w:hint="default"/>
+      </w:rPr>
+    </w:lvl>
+    <w:lvl w:ilvl="5" w:tplc="04090005" w:tentative="1">
+      <w:start w:val="1"/>
+      <w:numFmt w:val="bullet"/>
+      <w:lvlText w:val=""/>
+      <w:lvlJc w:val="left"/>
+      <w:pPr>
+        <w:ind w:left="4320" w:hanging="360"/>
+      </w:pPr>
+      <w:rPr>
+        <w:rFonts w:ascii="Wingdings" w:hAnsi="Wingdings" w:hint="default"/>
+      </w:rPr>
+    </w:lvl>
+    <w:lvl w:ilvl="6" w:tplc="04090001" w:tentative="1">
+      <w:start w:val="1"/>
+      <w:numFmt w:val="bullet"/>
+      <w:lvlText w:val=""/>
+      <w:lvlJc w:val="left"/>
+      <w:pPr>
+        <w:ind w:left="5040" w:hanging="360"/>
+      </w:pPr>
+      <w:rPr>
+        <w:rFonts w:ascii="Symbol" w:hAnsi="Symbol" w:hint="default"/>
+      </w:rPr>
+    </w:lvl>
+    <w:lvl w:ilvl="7" w:tplc="04090003" w:tentative="1">
+      <w:start w:val="1"/>
+      <w:numFmt w:val="bullet"/>
+      <w:lvlText w:val="o"/>
+      <w:lvlJc w:val="left"/>
+      <w:pPr>
+        <w:ind w:left="5760" w:hanging="360"/>
+      </w:pPr>
+      <w:rPr>
+        <w:rFonts w:ascii="Courier New" w:hAnsi="Courier New" w:cs="Courier New" w:hint="default"/>
+      </w:rPr>
+    </w:lvl>
+    <w:lvl w:ilvl="8" w:tplc="04090005" w:tentative="1">
+      <w:start w:val="1"/>
+      <w:numFmt w:val="bullet"/>
+      <w:lvlText w:val=""/>
+      <w:lvlJc w:val="left"/>
+      <w:pPr>
+        <w:ind w:left="6480" w:hanging="360"/>
+      </w:pPr>
+      <w:rPr>
+        <w:rFonts w:ascii="Wingdings" w:hAnsi="Wingdings" w:hint="default"/>
+      </w:rPr>
+    </w:lvl>
+  </w:abstractNum>
+  <w:abstractNum w:abstractNumId="3" w15:restartNumberingAfterBreak="0">
     <w:nsid w:val="196E4DC5"/>
     <w:multiLevelType w:val="hybridMultilevel"/>
     <w:tmpl w:val="861A2562"/>
@@ -1659,10 +1803,10 @@
       </w:rPr>
     </w:lvl>
   </w:abstractNum>
-  <w:abstractNum w:abstractNumId="3" w15:restartNumberingAfterBreak="0">
+  <w:abstractNum w:abstractNumId="4" w15:restartNumberingAfterBreak="0">
     <w:nsid w:val="1E0B4677"/>
     <w:multiLevelType w:val="hybridMultilevel"/>
-    <w:tmpl w:val="302667D0"/>
+    <w:tmpl w:val="1DACBED6"/>
     <w:lvl w:ilvl="0" w:tplc="4724AFD2">
       <w:numFmt w:val="bullet"/>
       <w:lvlText w:val="•"/>
@@ -1674,7 +1818,7 @@
         <w:rFonts w:ascii="Calibri" w:eastAsiaTheme="minorHAnsi" w:hAnsi="Calibri" w:cs="Calibri" w:hint="default"/>
       </w:rPr>
     </w:lvl>
-    <w:lvl w:ilvl="1" w:tplc="04090003" w:tentative="1">
+    <w:lvl w:ilvl="1" w:tplc="04090003">
       <w:start w:val="1"/>
       <w:numFmt w:val="bullet"/>
       <w:lvlText w:val="o"/>
@@ -1771,7 +1915,7 @@
       </w:rPr>
     </w:lvl>
   </w:abstractNum>
-  <w:abstractNum w:abstractNumId="4" w15:restartNumberingAfterBreak="0">
+  <w:abstractNum w:abstractNumId="5" w15:restartNumberingAfterBreak="0">
     <w:nsid w:val="1F1B049E"/>
     <w:multiLevelType w:val="hybridMultilevel"/>
     <w:tmpl w:val="ABC2DCA0"/>
@@ -1884,7 +2028,7 @@
       </w:rPr>
     </w:lvl>
   </w:abstractNum>
-  <w:abstractNum w:abstractNumId="5" w15:restartNumberingAfterBreak="0">
+  <w:abstractNum w:abstractNumId="6" w15:restartNumberingAfterBreak="0">
     <w:nsid w:val="212548E0"/>
     <w:multiLevelType w:val="hybridMultilevel"/>
     <w:tmpl w:val="CACED15E"/>
@@ -1996,7 +2140,7 @@
       </w:rPr>
     </w:lvl>
   </w:abstractNum>
-  <w:abstractNum w:abstractNumId="6" w15:restartNumberingAfterBreak="0">
+  <w:abstractNum w:abstractNumId="7" w15:restartNumberingAfterBreak="0">
     <w:nsid w:val="21E80A0C"/>
     <w:multiLevelType w:val="hybridMultilevel"/>
     <w:tmpl w:val="196A5538"/>
@@ -2109,7 +2253,7 @@
       </w:rPr>
     </w:lvl>
   </w:abstractNum>
-  <w:abstractNum w:abstractNumId="7" w15:restartNumberingAfterBreak="0">
+  <w:abstractNum w:abstractNumId="8" w15:restartNumberingAfterBreak="0">
     <w:nsid w:val="22E0194D"/>
     <w:multiLevelType w:val="hybridMultilevel"/>
     <w:tmpl w:val="B6B0F592"/>
@@ -2222,7 +2366,7 @@
       </w:rPr>
     </w:lvl>
   </w:abstractNum>
-  <w:abstractNum w:abstractNumId="8" w15:restartNumberingAfterBreak="0">
+  <w:abstractNum w:abstractNumId="9" w15:restartNumberingAfterBreak="0">
     <w:nsid w:val="269317D6"/>
     <w:multiLevelType w:val="hybridMultilevel"/>
     <w:tmpl w:val="4F446256"/>
@@ -2335,7 +2479,7 @@
       </w:rPr>
     </w:lvl>
   </w:abstractNum>
-  <w:abstractNum w:abstractNumId="9" w15:restartNumberingAfterBreak="0">
+  <w:abstractNum w:abstractNumId="10" w15:restartNumberingAfterBreak="0">
     <w:nsid w:val="2727378C"/>
     <w:multiLevelType w:val="hybridMultilevel"/>
     <w:tmpl w:val="668212E0"/>
@@ -2448,10 +2592,10 @@
       </w:rPr>
     </w:lvl>
   </w:abstractNum>
-  <w:abstractNum w:abstractNumId="10" w15:restartNumberingAfterBreak="0">
+  <w:abstractNum w:abstractNumId="11" w15:restartNumberingAfterBreak="0">
     <w:nsid w:val="27896080"/>
     <w:multiLevelType w:val="hybridMultilevel"/>
-    <w:tmpl w:val="BEA2EB38"/>
+    <w:tmpl w:val="F0E2D26A"/>
     <w:lvl w:ilvl="0" w:tplc="4724AFD2">
       <w:numFmt w:val="bullet"/>
       <w:lvlText w:val="•"/>
@@ -2463,7 +2607,7 @@
         <w:rFonts w:ascii="Calibri" w:eastAsiaTheme="minorHAnsi" w:hAnsi="Calibri" w:cs="Calibri" w:hint="default"/>
       </w:rPr>
     </w:lvl>
-    <w:lvl w:ilvl="1" w:tplc="04090003" w:tentative="1">
+    <w:lvl w:ilvl="1" w:tplc="04090003">
       <w:start w:val="1"/>
       <w:numFmt w:val="bullet"/>
       <w:lvlText w:val="o"/>
@@ -2475,7 +2619,7 @@
         <w:rFonts w:ascii="Courier New" w:hAnsi="Courier New" w:cs="Courier New" w:hint="default"/>
       </w:rPr>
     </w:lvl>
-    <w:lvl w:ilvl="2" w:tplc="04090005" w:tentative="1">
+    <w:lvl w:ilvl="2" w:tplc="04090005">
       <w:start w:val="1"/>
       <w:numFmt w:val="bullet"/>
       <w:lvlText w:val=""/>
@@ -2560,7 +2704,7 @@
       </w:rPr>
     </w:lvl>
   </w:abstractNum>
-  <w:abstractNum w:abstractNumId="11" w15:restartNumberingAfterBreak="0">
+  <w:abstractNum w:abstractNumId="12" w15:restartNumberingAfterBreak="0">
     <w:nsid w:val="28B55F45"/>
     <w:multiLevelType w:val="hybridMultilevel"/>
     <w:tmpl w:val="4FA4C9AE"/>
@@ -2673,7 +2817,7 @@
       </w:rPr>
     </w:lvl>
   </w:abstractNum>
-  <w:abstractNum w:abstractNumId="12" w15:restartNumberingAfterBreak="0">
+  <w:abstractNum w:abstractNumId="13" w15:restartNumberingAfterBreak="0">
     <w:nsid w:val="2FE05CAC"/>
     <w:multiLevelType w:val="hybridMultilevel"/>
     <w:tmpl w:val="DB6C387A"/>
@@ -2786,7 +2930,7 @@
       </w:rPr>
     </w:lvl>
   </w:abstractNum>
-  <w:abstractNum w:abstractNumId="13" w15:restartNumberingAfterBreak="0">
+  <w:abstractNum w:abstractNumId="14" w15:restartNumberingAfterBreak="0">
     <w:nsid w:val="314B518F"/>
     <w:multiLevelType w:val="hybridMultilevel"/>
     <w:tmpl w:val="54081014"/>
@@ -2899,7 +3043,7 @@
       </w:rPr>
     </w:lvl>
   </w:abstractNum>
-  <w:abstractNum w:abstractNumId="14" w15:restartNumberingAfterBreak="0">
+  <w:abstractNum w:abstractNumId="15" w15:restartNumberingAfterBreak="0">
     <w:nsid w:val="3575013A"/>
     <w:multiLevelType w:val="hybridMultilevel"/>
     <w:tmpl w:val="9BA6B47C"/>
@@ -3012,7 +3156,7 @@
       </w:rPr>
     </w:lvl>
   </w:abstractNum>
-  <w:abstractNum w:abstractNumId="15" w15:restartNumberingAfterBreak="0">
+  <w:abstractNum w:abstractNumId="16" w15:restartNumberingAfterBreak="0">
     <w:nsid w:val="368F45BD"/>
     <w:multiLevelType w:val="hybridMultilevel"/>
     <w:tmpl w:val="5770BEAA"/>
@@ -3125,7 +3269,7 @@
       </w:rPr>
     </w:lvl>
   </w:abstractNum>
-  <w:abstractNum w:abstractNumId="16" w15:restartNumberingAfterBreak="0">
+  <w:abstractNum w:abstractNumId="17" w15:restartNumberingAfterBreak="0">
     <w:nsid w:val="3CB11C64"/>
     <w:multiLevelType w:val="hybridMultilevel"/>
     <w:tmpl w:val="8102B12A"/>
@@ -3237,7 +3381,7 @@
       </w:rPr>
     </w:lvl>
   </w:abstractNum>
-  <w:abstractNum w:abstractNumId="17" w15:restartNumberingAfterBreak="0">
+  <w:abstractNum w:abstractNumId="18" w15:restartNumberingAfterBreak="0">
     <w:nsid w:val="3DEE04AE"/>
     <w:multiLevelType w:val="hybridMultilevel"/>
     <w:tmpl w:val="86165F3C"/>
@@ -3350,7 +3494,7 @@
       </w:rPr>
     </w:lvl>
   </w:abstractNum>
-  <w:abstractNum w:abstractNumId="18" w15:restartNumberingAfterBreak="0">
+  <w:abstractNum w:abstractNumId="19" w15:restartNumberingAfterBreak="0">
     <w:nsid w:val="3F8E5F8C"/>
     <w:multiLevelType w:val="hybridMultilevel"/>
     <w:tmpl w:val="8D544C66"/>
@@ -3462,10 +3606,10 @@
       </w:rPr>
     </w:lvl>
   </w:abstractNum>
-  <w:abstractNum w:abstractNumId="19" w15:restartNumberingAfterBreak="0">
+  <w:abstractNum w:abstractNumId="20" w15:restartNumberingAfterBreak="0">
     <w:nsid w:val="3F9C72FE"/>
     <w:multiLevelType w:val="hybridMultilevel"/>
-    <w:tmpl w:val="EFD8E378"/>
+    <w:tmpl w:val="5D4A6EFC"/>
     <w:lvl w:ilvl="0" w:tplc="4724AFD2">
       <w:numFmt w:val="bullet"/>
       <w:lvlText w:val="•"/>
@@ -3574,7 +3718,7 @@
       </w:rPr>
     </w:lvl>
   </w:abstractNum>
-  <w:abstractNum w:abstractNumId="20" w15:restartNumberingAfterBreak="0">
+  <w:abstractNum w:abstractNumId="21" w15:restartNumberingAfterBreak="0">
     <w:nsid w:val="44466166"/>
     <w:multiLevelType w:val="hybridMultilevel"/>
     <w:tmpl w:val="BF54837E"/>
@@ -3687,7 +3831,7 @@
       </w:rPr>
     </w:lvl>
   </w:abstractNum>
-  <w:abstractNum w:abstractNumId="21" w15:restartNumberingAfterBreak="0">
+  <w:abstractNum w:abstractNumId="22" w15:restartNumberingAfterBreak="0">
     <w:nsid w:val="529F53D2"/>
     <w:multiLevelType w:val="hybridMultilevel"/>
     <w:tmpl w:val="DCC6537A"/>
@@ -3800,7 +3944,7 @@
       </w:rPr>
     </w:lvl>
   </w:abstractNum>
-  <w:abstractNum w:abstractNumId="22" w15:restartNumberingAfterBreak="0">
+  <w:abstractNum w:abstractNumId="23" w15:restartNumberingAfterBreak="0">
     <w:nsid w:val="56361E8D"/>
     <w:multiLevelType w:val="hybridMultilevel"/>
     <w:tmpl w:val="5B5076B0"/>
@@ -3913,7 +4057,7 @@
       </w:rPr>
     </w:lvl>
   </w:abstractNum>
-  <w:abstractNum w:abstractNumId="23" w15:restartNumberingAfterBreak="0">
+  <w:abstractNum w:abstractNumId="24" w15:restartNumberingAfterBreak="0">
     <w:nsid w:val="60AB3A53"/>
     <w:multiLevelType w:val="hybridMultilevel"/>
     <w:tmpl w:val="A60EEA2C"/>
@@ -4026,7 +4170,7 @@
       </w:rPr>
     </w:lvl>
   </w:abstractNum>
-  <w:abstractNum w:abstractNumId="24" w15:restartNumberingAfterBreak="0">
+  <w:abstractNum w:abstractNumId="25" w15:restartNumberingAfterBreak="0">
     <w:nsid w:val="703277EC"/>
     <w:multiLevelType w:val="hybridMultilevel"/>
     <w:tmpl w:val="CFCA1B38"/>
@@ -4139,7 +4283,7 @@
       </w:rPr>
     </w:lvl>
   </w:abstractNum>
-  <w:abstractNum w:abstractNumId="25" w15:restartNumberingAfterBreak="0">
+  <w:abstractNum w:abstractNumId="26" w15:restartNumberingAfterBreak="0">
     <w:nsid w:val="70931489"/>
     <w:multiLevelType w:val="hybridMultilevel"/>
     <w:tmpl w:val="0B2E5CB8"/>
@@ -4252,10 +4396,10 @@
       </w:rPr>
     </w:lvl>
   </w:abstractNum>
-  <w:abstractNum w:abstractNumId="26" w15:restartNumberingAfterBreak="0">
+  <w:abstractNum w:abstractNumId="27" w15:restartNumberingAfterBreak="0">
     <w:nsid w:val="736A0A09"/>
     <w:multiLevelType w:val="hybridMultilevel"/>
-    <w:tmpl w:val="58227690"/>
+    <w:tmpl w:val="176C0FCC"/>
     <w:lvl w:ilvl="0" w:tplc="4724AFD2">
       <w:numFmt w:val="bullet"/>
       <w:lvlText w:val="•"/>
@@ -4267,7 +4411,7 @@
         <w:rFonts w:ascii="Calibri" w:eastAsiaTheme="minorHAnsi" w:hAnsi="Calibri" w:cs="Calibri" w:hint="default"/>
       </w:rPr>
     </w:lvl>
-    <w:lvl w:ilvl="1" w:tplc="04090003" w:tentative="1">
+    <w:lvl w:ilvl="1" w:tplc="04090003">
       <w:start w:val="1"/>
       <w:numFmt w:val="bullet"/>
       <w:lvlText w:val="o"/>
@@ -4365,84 +4509,87 @@
     </w:lvl>
   </w:abstractNum>
   <w:num w:numId="1">
-    <w:abstractNumId w:val="4"/>
+    <w:abstractNumId w:val="5"/>
   </w:num>
   <w:num w:numId="2">
+    <w:abstractNumId w:val="24"/>
+  </w:num>
+  <w:num w:numId="3">
     <w:abstractNumId w:val="23"/>
   </w:num>
-  <w:num w:numId="3">
+  <w:num w:numId="4">
+    <w:abstractNumId w:val="7"/>
+  </w:num>
+  <w:num w:numId="5">
+    <w:abstractNumId w:val="13"/>
+  </w:num>
+  <w:num w:numId="6">
     <w:abstractNumId w:val="22"/>
   </w:num>
-  <w:num w:numId="4">
-    <w:abstractNumId w:val="6"/>
+  <w:num w:numId="7">
+    <w:abstractNumId w:val="15"/>
   </w:num>
-  <w:num w:numId="5">
-    <w:abstractNumId w:val="12"/>
+  <w:num w:numId="8">
+    <w:abstractNumId w:val="9"/>
   </w:num>
-  <w:num w:numId="6">
-    <w:abstractNumId w:val="21"/>
-  </w:num>
-  <w:num w:numId="7">
+  <w:num w:numId="9">
     <w:abstractNumId w:val="14"/>
   </w:num>
-  <w:num w:numId="8">
+  <w:num w:numId="10">
+    <w:abstractNumId w:val="26"/>
+  </w:num>
+  <w:num w:numId="11">
     <w:abstractNumId w:val="8"/>
   </w:num>
-  <w:num w:numId="9">
-    <w:abstractNumId w:val="13"/>
-  </w:num>
-  <w:num w:numId="10">
-    <w:abstractNumId w:val="25"/>
-  </w:num>
-  <w:num w:numId="11">
-    <w:abstractNumId w:val="7"/>
-  </w:num>
   <w:num w:numId="12">
-    <w:abstractNumId w:val="15"/>
+    <w:abstractNumId w:val="16"/>
   </w:num>
   <w:num w:numId="13">
-    <w:abstractNumId w:val="9"/>
+    <w:abstractNumId w:val="10"/>
   </w:num>
   <w:num w:numId="14">
     <w:abstractNumId w:val="1"/>
   </w:num>
   <w:num w:numId="15">
-    <w:abstractNumId w:val="5"/>
+    <w:abstractNumId w:val="6"/>
   </w:num>
   <w:num w:numId="16">
-    <w:abstractNumId w:val="20"/>
+    <w:abstractNumId w:val="21"/>
   </w:num>
   <w:num w:numId="17">
-    <w:abstractNumId w:val="17"/>
+    <w:abstractNumId w:val="18"/>
   </w:num>
   <w:num w:numId="18">
-    <w:abstractNumId w:val="11"/>
+    <w:abstractNumId w:val="12"/>
   </w:num>
   <w:num w:numId="19">
     <w:abstractNumId w:val="0"/>
   </w:num>
   <w:num w:numId="20">
-    <w:abstractNumId w:val="18"/>
+    <w:abstractNumId w:val="19"/>
   </w:num>
   <w:num w:numId="21">
-    <w:abstractNumId w:val="10"/>
+    <w:abstractNumId w:val="11"/>
   </w:num>
   <w:num w:numId="22">
-    <w:abstractNumId w:val="16"/>
+    <w:abstractNumId w:val="17"/>
   </w:num>
   <w:num w:numId="23">
+    <w:abstractNumId w:val="4"/>
+  </w:num>
+  <w:num w:numId="24">
+    <w:abstractNumId w:val="20"/>
+  </w:num>
+  <w:num w:numId="25">
+    <w:abstractNumId w:val="27"/>
+  </w:num>
+  <w:num w:numId="26">
+    <w:abstractNumId w:val="25"/>
+  </w:num>
+  <w:num w:numId="27">
     <w:abstractNumId w:val="3"/>
   </w:num>
-  <w:num w:numId="24">
-    <w:abstractNumId w:val="19"/>
-  </w:num>
-  <w:num w:numId="25">
-    <w:abstractNumId w:val="26"/>
-  </w:num>
-  <w:num w:numId="26">
-    <w:abstractNumId w:val="24"/>
-  </w:num>
-  <w:num w:numId="27">
+  <w:num w:numId="28">
     <w:abstractNumId w:val="2"/>
   </w:num>
 </w:numbering>
@@ -5260,7 +5407,7 @@
 </file>
 
 <file path=customXml/itemProps1.xml><?xml version="1.0" encoding="utf-8"?>
-<ds:datastoreItem xmlns:ds="http://schemas.openxmlformats.org/officeDocument/2006/customXml" ds:itemID="{377B8D6F-8A4E-4B45-AD5A-CD1531C08A8F}">
+<ds:datastoreItem xmlns:ds="http://schemas.openxmlformats.org/officeDocument/2006/customXml" ds:itemID="{15F111BA-F677-4DDE-A9FE-B84B28C35E6A}">
   <ds:schemaRefs>
     <ds:schemaRef ds:uri="http://schemas.openxmlformats.org/officeDocument/2006/bibliography"/>
   </ds:schemaRefs>

--- a/resume/resume.docx
+++ b/resume/resume.docx
@@ -121,21 +121,7 @@
           <w:sz w:val="18"/>
           <w:szCs w:val="21"/>
         </w:rPr>
-        <w:t xml:space="preserve">Contributed to the creation &amp; maintenance of </w:t>
-      </w:r>
-      <w:r>
-        <w:rPr>
-          <w:sz w:val="18"/>
-          <w:szCs w:val="21"/>
-        </w:rPr>
-        <w:t>our</w:t>
-      </w:r>
-      <w:r>
-        <w:rPr>
-          <w:sz w:val="18"/>
-          <w:szCs w:val="21"/>
-        </w:rPr>
-        <w:t xml:space="preserve"> </w:t>
+        <w:t xml:space="preserve">Created various chatbots that were trained using various </w:t>
       </w:r>
       <w:proofErr w:type="spellStart"/>
       <w:r>
@@ -143,7 +129,7 @@
           <w:sz w:val="18"/>
           <w:szCs w:val="21"/>
         </w:rPr>
-        <w:t>ModelMaker</w:t>
+        <w:t>OpenAI</w:t>
       </w:r>
       <w:proofErr w:type="spellEnd"/>
       <w:r>
@@ -151,8 +137,10 @@
           <w:sz w:val="18"/>
           <w:szCs w:val="21"/>
         </w:rPr>
-        <w:t xml:space="preserve"> package which allowed portfolio creation based off master holdings with additional individual client constraints baked in, such as individual position caps, 5/40 compliant accounts or real time bets porting for clients with customized benchmarks.</w:t>
-      </w:r>
+        <w:t xml:space="preserve"> text embedding models for Retrieval-Augmented Generation on best practice documents</w:t>
+      </w:r>
+      <w:bookmarkStart w:id="0" w:name="_GoBack"/>
+      <w:bookmarkEnd w:id="0"/>
     </w:p>
     <w:p>
       <w:pPr>
@@ -172,7 +160,37 @@
           <w:sz w:val="18"/>
           <w:szCs w:val="21"/>
         </w:rPr>
-        <w:t>Created various dashboards that allowed for real time position monitoring for clients with at all time position or sector caps</w:t>
+        <w:t xml:space="preserve">Contributed to the creation &amp; maintenance of </w:t>
+      </w:r>
+      <w:r>
+        <w:rPr>
+          <w:sz w:val="18"/>
+          <w:szCs w:val="21"/>
+        </w:rPr>
+        <w:t>our</w:t>
+      </w:r>
+      <w:r>
+        <w:rPr>
+          <w:sz w:val="18"/>
+          <w:szCs w:val="21"/>
+        </w:rPr>
+        <w:t xml:space="preserve"> </w:t>
+      </w:r>
+      <w:proofErr w:type="spellStart"/>
+      <w:r>
+        <w:rPr>
+          <w:sz w:val="18"/>
+          <w:szCs w:val="21"/>
+        </w:rPr>
+        <w:t>ModelMaker</w:t>
+      </w:r>
+      <w:proofErr w:type="spellEnd"/>
+      <w:r>
+        <w:rPr>
+          <w:sz w:val="18"/>
+          <w:szCs w:val="21"/>
+        </w:rPr>
+        <w:t xml:space="preserve"> package which allowed portfolio creation based off master holdings with additional individual client constraints baked in, such as individual position caps, 5/40 compliant accounts or real time bets porting for clients with customized benchmarks.</w:t>
       </w:r>
     </w:p>
     <w:p>
@@ -193,6 +211,27 @@
           <w:sz w:val="18"/>
           <w:szCs w:val="21"/>
         </w:rPr>
+        <w:t>Created various dashboards that allowed for real time position monitoring for clients with at all time position or sector caps</w:t>
+      </w:r>
+    </w:p>
+    <w:p>
+      <w:pPr>
+        <w:pStyle w:val="ListParagraph"/>
+        <w:numPr>
+          <w:ilvl w:val="1"/>
+          <w:numId w:val="24"/>
+        </w:numPr>
+        <w:spacing w:after="0" w:line="240" w:lineRule="auto"/>
+        <w:rPr>
+          <w:sz w:val="18"/>
+          <w:szCs w:val="21"/>
+        </w:rPr>
+      </w:pPr>
+      <w:r>
+        <w:rPr>
+          <w:sz w:val="18"/>
+          <w:szCs w:val="21"/>
+        </w:rPr>
         <w:t xml:space="preserve">Contributed various functions to our </w:t>
       </w:r>
       <w:proofErr w:type="spellStart"/>
@@ -426,8 +465,6 @@
         </w:rPr>
         <w:t xml:space="preserve"> as well as Python analytical libraries</w:t>
       </w:r>
-      <w:bookmarkStart w:id="0" w:name="_GoBack"/>
-      <w:bookmarkEnd w:id="0"/>
     </w:p>
     <w:p>
       <w:pPr>
@@ -5407,7 +5444,7 @@
 </file>
 
 <file path=customXml/itemProps1.xml><?xml version="1.0" encoding="utf-8"?>
-<ds:datastoreItem xmlns:ds="http://schemas.openxmlformats.org/officeDocument/2006/customXml" ds:itemID="{15F111BA-F677-4DDE-A9FE-B84B28C35E6A}">
+<ds:datastoreItem xmlns:ds="http://schemas.openxmlformats.org/officeDocument/2006/customXml" ds:itemID="{6EDF778C-46AD-400E-8274-796975C9EE28}">
   <ds:schemaRefs>
     <ds:schemaRef ds:uri="http://schemas.openxmlformats.org/officeDocument/2006/bibliography"/>
   </ds:schemaRefs>
